--- a/4/实验4成果/实验4实验报告.docx
+++ b/4/实验4成果/实验4实验报告.docx
@@ -5,7 +5,7 @@
     <w:p>
       <w:pPr>
         <w:pStyle w:val="Title"/>
-        <w:spacing w:after="300"/>
+        <w:spacing w:line="259" w:lineRule="auto" w:after="100"/>
       </w:pPr>
       <w:r>
         <w:rPr>
@@ -18,6 +18,9 @@
       </w:r>
     </w:p>
     <w:p>
+      <w:pPr>
+        <w:spacing w:line="259" w:lineRule="auto" w:after="100"/>
+      </w:pPr>
       <w:r>
         <w:rPr>
           <w:rFonts w:ascii="Times New Roman" w:hAnsi="Times New Roman" w:eastAsia="微软雅黑"/>
@@ -29,6 +32,9 @@
       </w:r>
     </w:p>
     <w:p>
+      <w:pPr>
+        <w:spacing w:line="259" w:lineRule="auto" w:after="100"/>
+      </w:pPr>
       <w:r>
         <w:rPr>
           <w:rFonts w:ascii="Times New Roman" w:hAnsi="Times New Roman" w:eastAsia="微软雅黑"/>
@@ -36,25 +42,28 @@
           <w:color w:val="000000"/>
           <w:sz w:val="22"/>
         </w:rPr>
-        <w:t>测试对象：Keyboard MES后端    实验日期：2026年10月7日</w:t>
+        <w:t>测试对象：Keyboard MES后端    实验日期：2026年10月8日</w:t>
       </w:r>
     </w:p>
     <w:p>
       <w:pPr>
         <w:keepNext/>
-        <w:spacing w:before="200"/>
+        <w:spacing w:before="180" w:line="259" w:lineRule="auto" w:after="100"/>
       </w:pPr>
       <w:r>
         <w:rPr>
           <w:rFonts w:ascii="Times New Roman" w:hAnsi="Times New Roman" w:eastAsia="微软雅黑"/>
           <w:b/>
-          <w:color w:val="17365D"/>
+          <w:color w:val="000000"/>
           <w:sz w:val="26"/>
         </w:rPr>
         <w:t>1 实验目的与完成情况</w:t>
       </w:r>
     </w:p>
     <w:p>
+      <w:pPr>
+        <w:spacing w:line="259" w:lineRule="auto" w:after="100"/>
+      </w:pPr>
       <w:r>
         <w:rPr>
           <w:rFonts w:ascii="Times New Roman" w:hAnsi="Times New Roman" w:eastAsia="微软雅黑"/>
@@ -62,25 +71,28 @@
           <w:color w:val="000000"/>
           <w:sz w:val="22"/>
         </w:rPr>
-        <w:t>本实验依据课程上机4安排，对后端代码进行编程规约检查和FindBugs缺陷检测，并核查告警、修正问题和复查结果。规约扫描覆盖72个Java源文件，初次发现208项不符合，完成修正后同范围复查为0项。原版FindBugs受Java 17字节码兼容性限制，仅完成14个类的有限分析，因此本实验尚未完成全部代码的FindBugs检测要求。</w:t>
+        <w:t>本实验依据课程上机4安排，对后端代码进行编程规约检查和FindBugs缺陷检测，并核查告警、修正问题和复查结果。规约扫描覆盖72个Java源文件，初次发现208项不符合，完成修正后同范围复查为0项。FindBugs 3.0.1在完成解析器兼容适配后，对全部72个源文件对应的73个类进行了分析，初次发现8项告警，核查后修正7项源码问题，复查保留1项编译器生成代码的误报。</w:t>
       </w:r>
     </w:p>
     <w:p>
       <w:pPr>
         <w:keepNext/>
-        <w:spacing w:before="200"/>
+        <w:spacing w:before="180" w:line="259" w:lineRule="auto" w:after="100"/>
       </w:pPr>
       <w:r>
         <w:rPr>
           <w:rFonts w:ascii="Times New Roman" w:hAnsi="Times New Roman" w:eastAsia="微软雅黑"/>
           <w:b/>
-          <w:color w:val="17365D"/>
+          <w:color w:val="000000"/>
           <w:sz w:val="26"/>
         </w:rPr>
         <w:t>2 工具与分析方法</w:t>
       </w:r>
     </w:p>
     <w:p>
+      <w:pPr>
+        <w:spacing w:line="259" w:lineRule="auto" w:after="100"/>
+      </w:pPr>
       <w:r>
         <w:rPr>
           <w:rFonts w:ascii="Times New Roman" w:hAnsi="Times New Roman" w:eastAsia="微软雅黑"/>
@@ -88,10 +100,13 @@
           <w:color w:val="000000"/>
           <w:sz w:val="22"/>
         </w:rPr>
-        <w:t>项目仍以JDK 17和Maven 3.9.11构建。规约检查使用阿里官方P3C PMD规则2.1.1，配合PMD 6.55.0解析Java 17源码，启用异常、注释、命名、流程控制、集合、面向对象等十组规则。为使旧规则包的消息资源能由JDK 17读取，仅补充Properties XML所需的DOCTYPE声明，规则实现保持原样。扫描日志出现DFA迭代上限提示，XML未记录处理错误；扫描结果只代表这些已启用规则的检测范围。</w:t>
+        <w:t>项目使用JDK 17，前期扫描使用Maven 3.9.11，本次收尾使用Maven 3.9.9。规约检查采用阿里P3C PMD规则2.1.1和PMD 6.55.0，覆盖异常、注释、命名、流程控制、集合等十组规则。仅补充消息资源所需的XML声明，规则实现保持原样。扫描日志有DFA迭代上限提示，XML未记录处理错误，结果仅代表已启用规则的检测范围。</w:t>
       </w:r>
     </w:p>
     <w:p>
+      <w:pPr>
+        <w:spacing w:line="259" w:lineRule="auto" w:after="100"/>
+      </w:pPr>
       <w:r>
         <w:rPr>
           <w:rFonts w:ascii="Times New Roman" w:hAnsi="Times New Roman" w:eastAsia="微软雅黑"/>
@@ -99,25 +114,28 @@
           <w:color w:val="000000"/>
           <w:sz w:val="22"/>
         </w:rPr>
-        <w:t>FindBugs使用课程指定的3.0.1原版，未替换为其他工具。该工具不能正常解析项目的Java 17编译产物。为展示原工具的分析过程，将entity、dto和util中的14个源文件另行编译为Java 8字节码副本，并用Temurin JRE 8运行FindBugs。副本只用于静态分析，不代表应用能够在Java 8上运行，项目运行版本未降低。</w:t>
+        <w:t>FindBugs采用课程指定的3.0.1检测引擎。原始发行包不能直接解析Java 17字节码，本次在临时工具副本中更新ASM解析依赖和访问器API，未替换为SpotBugs，也未为兼容分析改写业务源码。扫描由JRE 8启动，并提供项目依赖和JDK 17平台类；两次均覆盖73个类，分析错误和缺失类数为0。该副本没有官方Java 17支持保证，旧检测器对新语法的理解仍有限。具体适配方法及早期失败记录另行留存。</w:t>
       </w:r>
     </w:p>
     <w:p>
       <w:pPr>
         <w:keepNext/>
-        <w:spacing w:before="200"/>
+        <w:spacing w:before="180" w:line="259" w:lineRule="auto" w:after="100"/>
       </w:pPr>
       <w:r>
         <w:rPr>
           <w:rFonts w:ascii="Times New Roman" w:hAnsi="Times New Roman" w:eastAsia="微软雅黑"/>
           <w:b/>
-          <w:color w:val="17365D"/>
+          <w:color w:val="000000"/>
           <w:sz w:val="26"/>
         </w:rPr>
         <w:t>3 告警核查与代码改进</w:t>
       </w:r>
     </w:p>
     <w:p>
+      <w:pPr>
+        <w:spacing w:line="259" w:lineRule="auto" w:after="100"/>
+      </w:pPr>
       <w:r>
         <w:rPr>
           <w:rFonts w:ascii="Times New Roman" w:hAnsi="Times New Roman" w:eastAsia="微软雅黑"/>
@@ -132,7 +150,7 @@
       <w:tblPr>
         <w:tblStyle w:val="TableGrid"/>
         <w:tblW w:type="auto" w:w="0"/>
-        <w:tblLayout w:type="autofit"/>
+        <w:tblLayout w:type="fixed"/>
         <w:tblLook w:firstColumn="1" w:firstRow="1" w:lastColumn="0" w:lastRow="0" w:noHBand="0" w:noVBand="1" w:val="04A0"/>
       </w:tblPr>
       <w:tblGrid>
@@ -147,21 +165,25 @@
         </w:trPr>
         <w:tc>
           <w:tcPr>
-            <w:tcW w:type="dxa" w:w="2464"/>
+            <w:tcW w:type="dxa" w:w="2268"/>
+            <w:tcBorders>
+              <w:top w:val="single" w:sz="4" w:color="D9D9D9"/>
+              <w:bottom w:val="single" w:sz="4" w:color="D9D9D9"/>
+              <w:left w:val="single" w:sz="4" w:color="D9D9D9"/>
+              <w:right w:val="single" w:sz="4" w:color="D9D9D9"/>
+            </w:tcBorders>
             <w:shd w:fill="DCE6F1"/>
           </w:tcPr>
           <w:p>
             <w:pPr>
-              <w:keepNext/>
-              <w:keepLines/>
-              <w:spacing w:after="60" w:before="60" w:line="264" w:lineRule="auto"/>
+              <w:spacing w:after="80" w:before="80"/>
             </w:pPr>
             <w:r>
               <w:rPr>
                 <w:rFonts w:ascii="Times New Roman" w:hAnsi="Times New Roman" w:eastAsia="微软雅黑"/>
                 <w:b/>
                 <w:color w:val="000000"/>
-                <w:sz w:val="19"/>
+                <w:sz w:val="20"/>
               </w:rPr>
               <w:t>规约问题</w:t>
             </w:r>
@@ -169,21 +191,25 @@
         </w:tc>
         <w:tc>
           <w:tcPr>
-            <w:tcW w:type="dxa" w:w="2464"/>
+            <w:tcW w:type="dxa" w:w="1134"/>
+            <w:tcBorders>
+              <w:top w:val="single" w:sz="4" w:color="D9D9D9"/>
+              <w:bottom w:val="single" w:sz="4" w:color="D9D9D9"/>
+              <w:left w:val="single" w:sz="4" w:color="D9D9D9"/>
+              <w:right w:val="single" w:sz="4" w:color="D9D9D9"/>
+            </w:tcBorders>
             <w:shd w:fill="DCE6F1"/>
           </w:tcPr>
           <w:p>
             <w:pPr>
-              <w:keepNext/>
-              <w:keepLines/>
-              <w:spacing w:after="60" w:before="60" w:line="264" w:lineRule="auto"/>
+              <w:spacing w:after="80" w:before="80"/>
             </w:pPr>
             <w:r>
               <w:rPr>
                 <w:rFonts w:ascii="Times New Roman" w:hAnsi="Times New Roman" w:eastAsia="微软雅黑"/>
                 <w:b/>
                 <w:color w:val="000000"/>
-                <w:sz w:val="19"/>
+                <w:sz w:val="20"/>
               </w:rPr>
               <w:t>初次数量</w:t>
             </w:r>
@@ -191,21 +217,25 @@
         </w:tc>
         <w:tc>
           <w:tcPr>
-            <w:tcW w:type="dxa" w:w="2464"/>
+            <w:tcW w:type="dxa" w:w="4535"/>
+            <w:tcBorders>
+              <w:top w:val="single" w:sz="4" w:color="D9D9D9"/>
+              <w:bottom w:val="single" w:sz="4" w:color="D9D9D9"/>
+              <w:left w:val="single" w:sz="4" w:color="D9D9D9"/>
+              <w:right w:val="single" w:sz="4" w:color="D9D9D9"/>
+            </w:tcBorders>
             <w:shd w:fill="DCE6F1"/>
           </w:tcPr>
           <w:p>
             <w:pPr>
-              <w:keepNext/>
-              <w:keepLines/>
-              <w:spacing w:after="60" w:before="60" w:line="264" w:lineRule="auto"/>
+              <w:spacing w:after="80" w:before="80"/>
             </w:pPr>
             <w:r>
               <w:rPr>
                 <w:rFonts w:ascii="Times New Roman" w:hAnsi="Times New Roman" w:eastAsia="微软雅黑"/>
                 <w:b/>
                 <w:color w:val="000000"/>
-                <w:sz w:val="19"/>
+                <w:sz w:val="20"/>
               </w:rPr>
               <w:t>处理方式</w:t>
             </w:r>
@@ -213,21 +243,25 @@
         </w:tc>
         <w:tc>
           <w:tcPr>
-            <w:tcW w:type="dxa" w:w="2464"/>
+            <w:tcW w:type="dxa" w:w="1134"/>
+            <w:tcBorders>
+              <w:top w:val="single" w:sz="4" w:color="D9D9D9"/>
+              <w:bottom w:val="single" w:sz="4" w:color="D9D9D9"/>
+              <w:left w:val="single" w:sz="4" w:color="D9D9D9"/>
+              <w:right w:val="single" w:sz="4" w:color="D9D9D9"/>
+            </w:tcBorders>
             <w:shd w:fill="DCE6F1"/>
           </w:tcPr>
           <w:p>
             <w:pPr>
-              <w:keepNext/>
-              <w:keepLines/>
-              <w:spacing w:after="60" w:before="60" w:line="264" w:lineRule="auto"/>
+              <w:spacing w:after="80" w:before="80"/>
             </w:pPr>
             <w:r>
               <w:rPr>
                 <w:rFonts w:ascii="Times New Roman" w:hAnsi="Times New Roman" w:eastAsia="微软雅黑"/>
                 <w:b/>
                 <w:color w:val="000000"/>
-                <w:sz w:val="19"/>
+                <w:sz w:val="20"/>
               </w:rPr>
               <w:t>复查数量</w:t>
             </w:r>
@@ -237,20 +271,24 @@
       <w:tr>
         <w:tc>
           <w:tcPr>
-            <w:tcW w:type="dxa" w:w="2464"/>
+            <w:tcW w:type="dxa" w:w="2268"/>
+            <w:tcBorders>
+              <w:top w:val="single" w:sz="4" w:color="D9D9D9"/>
+              <w:bottom w:val="single" w:sz="4" w:color="D9D9D9"/>
+              <w:left w:val="single" w:sz="4" w:color="D9D9D9"/>
+              <w:right w:val="single" w:sz="4" w:color="D9D9D9"/>
+            </w:tcBorders>
           </w:tcPr>
           <w:p>
             <w:pPr>
-              <w:keepNext/>
-              <w:keepLines/>
-              <w:spacing w:after="60" w:before="60" w:line="264" w:lineRule="auto"/>
+              <w:spacing w:after="80" w:before="80"/>
             </w:pPr>
             <w:r>
               <w:rPr>
                 <w:rFonts w:ascii="Times New Roman" w:hAnsi="Times New Roman" w:eastAsia="微软雅黑"/>
                 <w:b w:val="0"/>
                 <w:color w:val="000000"/>
-                <w:sz w:val="19"/>
+                <w:sz w:val="20"/>
               </w:rPr>
               <w:t>接口方法Javadoc不足</w:t>
             </w:r>
@@ -258,20 +296,24 @@
         </w:tc>
         <w:tc>
           <w:tcPr>
-            <w:tcW w:type="dxa" w:w="2464"/>
+            <w:tcW w:type="dxa" w:w="1134"/>
+            <w:tcBorders>
+              <w:top w:val="single" w:sz="4" w:color="D9D9D9"/>
+              <w:bottom w:val="single" w:sz="4" w:color="D9D9D9"/>
+              <w:left w:val="single" w:sz="4" w:color="D9D9D9"/>
+              <w:right w:val="single" w:sz="4" w:color="D9D9D9"/>
+            </w:tcBorders>
           </w:tcPr>
           <w:p>
             <w:pPr>
-              <w:keepNext/>
-              <w:keepLines/>
-              <w:spacing w:after="60" w:before="60" w:line="264" w:lineRule="auto"/>
+              <w:spacing w:after="80" w:before="80"/>
             </w:pPr>
             <w:r>
               <w:rPr>
                 <w:rFonts w:ascii="Times New Roman" w:hAnsi="Times New Roman" w:eastAsia="微软雅黑"/>
                 <w:b w:val="0"/>
                 <w:color w:val="000000"/>
-                <w:sz w:val="19"/>
+                <w:sz w:val="20"/>
               </w:rPr>
               <w:t>118</w:t>
             </w:r>
@@ -279,20 +321,24 @@
         </w:tc>
         <w:tc>
           <w:tcPr>
-            <w:tcW w:type="dxa" w:w="2464"/>
+            <w:tcW w:type="dxa" w:w="4535"/>
+            <w:tcBorders>
+              <w:top w:val="single" w:sz="4" w:color="D9D9D9"/>
+              <w:bottom w:val="single" w:sz="4" w:color="D9D9D9"/>
+              <w:left w:val="single" w:sz="4" w:color="D9D9D9"/>
+              <w:right w:val="single" w:sz="4" w:color="D9D9D9"/>
+            </w:tcBorders>
           </w:tcPr>
           <w:p>
             <w:pPr>
-              <w:keepNext/>
-              <w:keepLines/>
-              <w:spacing w:after="60" w:before="60" w:line="264" w:lineRule="auto"/>
+              <w:spacing w:after="80" w:before="80"/>
             </w:pPr>
             <w:r>
               <w:rPr>
                 <w:rFonts w:ascii="Times New Roman" w:hAnsi="Times New Roman" w:eastAsia="微软雅黑"/>
                 <w:b w:val="0"/>
                 <w:color w:val="000000"/>
-                <w:sz w:val="19"/>
+                <w:sz w:val="20"/>
               </w:rPr>
               <w:t>补充用途、参数和返回值说明</w:t>
             </w:r>
@@ -300,20 +346,24 @@
         </w:tc>
         <w:tc>
           <w:tcPr>
-            <w:tcW w:type="dxa" w:w="2464"/>
+            <w:tcW w:type="dxa" w:w="1134"/>
+            <w:tcBorders>
+              <w:top w:val="single" w:sz="4" w:color="D9D9D9"/>
+              <w:bottom w:val="single" w:sz="4" w:color="D9D9D9"/>
+              <w:left w:val="single" w:sz="4" w:color="D9D9D9"/>
+              <w:right w:val="single" w:sz="4" w:color="D9D9D9"/>
+            </w:tcBorders>
           </w:tcPr>
           <w:p>
             <w:pPr>
-              <w:keepNext/>
-              <w:keepLines/>
-              <w:spacing w:after="60" w:before="60" w:line="264" w:lineRule="auto"/>
+              <w:spacing w:after="80" w:before="80"/>
             </w:pPr>
             <w:r>
               <w:rPr>
                 <w:rFonts w:ascii="Times New Roman" w:hAnsi="Times New Roman" w:eastAsia="微软雅黑"/>
                 <w:b w:val="0"/>
                 <w:color w:val="000000"/>
-                <w:sz w:val="19"/>
+                <w:sz w:val="20"/>
               </w:rPr>
               <w:t>0</w:t>
             </w:r>
@@ -323,20 +373,24 @@
       <w:tr>
         <w:tc>
           <w:tcPr>
-            <w:tcW w:type="dxa" w:w="2464"/>
+            <w:tcW w:type="dxa" w:w="2268"/>
+            <w:tcBorders>
+              <w:top w:val="single" w:sz="4" w:color="D9D9D9"/>
+              <w:bottom w:val="single" w:sz="4" w:color="D9D9D9"/>
+              <w:left w:val="single" w:sz="4" w:color="D9D9D9"/>
+              <w:right w:val="single" w:sz="4" w:color="D9D9D9"/>
+            </w:tcBorders>
           </w:tcPr>
           <w:p>
             <w:pPr>
-              <w:keepNext/>
-              <w:keepLines/>
-              <w:spacing w:after="60" w:before="60" w:line="264" w:lineRule="auto"/>
+              <w:spacing w:after="80" w:before="80"/>
             </w:pPr>
             <w:r>
               <w:rPr>
                 <w:rFonts w:ascii="Times New Roman" w:hAnsi="Times New Roman" w:eastAsia="微软雅黑"/>
                 <w:b w:val="0"/>
                 <w:color w:val="000000"/>
-                <w:sz w:val="19"/>
+                <w:sz w:val="20"/>
               </w:rPr>
               <w:t>作者标注缺失</w:t>
             </w:r>
@@ -344,20 +398,24 @@
         </w:tc>
         <w:tc>
           <w:tcPr>
-            <w:tcW w:type="dxa" w:w="2464"/>
+            <w:tcW w:type="dxa" w:w="1134"/>
+            <w:tcBorders>
+              <w:top w:val="single" w:sz="4" w:color="D9D9D9"/>
+              <w:bottom w:val="single" w:sz="4" w:color="D9D9D9"/>
+              <w:left w:val="single" w:sz="4" w:color="D9D9D9"/>
+              <w:right w:val="single" w:sz="4" w:color="D9D9D9"/>
+            </w:tcBorders>
           </w:tcPr>
           <w:p>
             <w:pPr>
-              <w:keepNext/>
-              <w:keepLines/>
-              <w:spacing w:after="60" w:before="60" w:line="264" w:lineRule="auto"/>
+              <w:spacing w:after="80" w:before="80"/>
             </w:pPr>
             <w:r>
               <w:rPr>
                 <w:rFonts w:ascii="Times New Roman" w:hAnsi="Times New Roman" w:eastAsia="微软雅黑"/>
                 <w:b w:val="0"/>
                 <w:color w:val="000000"/>
-                <w:sz w:val="19"/>
+                <w:sz w:val="20"/>
               </w:rPr>
               <w:t>71</w:t>
             </w:r>
@@ -365,20 +423,24 @@
         </w:tc>
         <w:tc>
           <w:tcPr>
-            <w:tcW w:type="dxa" w:w="2464"/>
+            <w:tcW w:type="dxa" w:w="4535"/>
+            <w:tcBorders>
+              <w:top w:val="single" w:sz="4" w:color="D9D9D9"/>
+              <w:bottom w:val="single" w:sz="4" w:color="D9D9D9"/>
+              <w:left w:val="single" w:sz="4" w:color="D9D9D9"/>
+              <w:right w:val="single" w:sz="4" w:color="D9D9D9"/>
+            </w:tcBorders>
           </w:tcPr>
           <w:p>
             <w:pPr>
-              <w:keepNext/>
-              <w:keepLines/>
-              <w:spacing w:after="60" w:before="60" w:line="264" w:lineRule="auto"/>
+              <w:spacing w:after="80" w:before="80"/>
             </w:pPr>
             <w:r>
               <w:rPr>
                 <w:rFonts w:ascii="Times New Roman" w:hAnsi="Times New Roman" w:eastAsia="微软雅黑"/>
                 <w:b w:val="0"/>
                 <w:color w:val="000000"/>
-                <w:sz w:val="19"/>
+                <w:sz w:val="20"/>
               </w:rPr>
               <w:t>统一标注Keyboard MES项目组</w:t>
             </w:r>
@@ -386,20 +448,24 @@
         </w:tc>
         <w:tc>
           <w:tcPr>
-            <w:tcW w:type="dxa" w:w="2464"/>
+            <w:tcW w:type="dxa" w:w="1134"/>
+            <w:tcBorders>
+              <w:top w:val="single" w:sz="4" w:color="D9D9D9"/>
+              <w:bottom w:val="single" w:sz="4" w:color="D9D9D9"/>
+              <w:left w:val="single" w:sz="4" w:color="D9D9D9"/>
+              <w:right w:val="single" w:sz="4" w:color="D9D9D9"/>
+            </w:tcBorders>
           </w:tcPr>
           <w:p>
             <w:pPr>
-              <w:keepNext/>
-              <w:keepLines/>
-              <w:spacing w:after="60" w:before="60" w:line="264" w:lineRule="auto"/>
+              <w:spacing w:after="80" w:before="80"/>
             </w:pPr>
             <w:r>
               <w:rPr>
                 <w:rFonts w:ascii="Times New Roman" w:hAnsi="Times New Roman" w:eastAsia="微软雅黑"/>
                 <w:b w:val="0"/>
                 <w:color w:val="000000"/>
-                <w:sz w:val="19"/>
+                <w:sz w:val="20"/>
               </w:rPr>
               <w:t>0</w:t>
             </w:r>
@@ -409,20 +475,24 @@
       <w:tr>
         <w:tc>
           <w:tcPr>
-            <w:tcW w:type="dxa" w:w="2464"/>
+            <w:tcW w:type="dxa" w:w="2268"/>
+            <w:tcBorders>
+              <w:top w:val="single" w:sz="4" w:color="D9D9D9"/>
+              <w:bottom w:val="single" w:sz="4" w:color="D9D9D9"/>
+              <w:left w:val="single" w:sz="4" w:color="D9D9D9"/>
+              <w:right w:val="single" w:sz="4" w:color="D9D9D9"/>
+            </w:tcBorders>
           </w:tcPr>
           <w:p>
             <w:pPr>
-              <w:keepNext/>
-              <w:keepLines/>
-              <w:spacing w:after="60" w:before="60" w:line="264" w:lineRule="auto"/>
+              <w:spacing w:after="80" w:before="80"/>
             </w:pPr>
             <w:r>
               <w:rPr>
                 <w:rFonts w:ascii="Times New Roman" w:hAnsi="Times New Roman" w:eastAsia="微软雅黑"/>
                 <w:b w:val="0"/>
                 <w:color w:val="000000"/>
-                <w:sz w:val="19"/>
+                <w:sz w:val="20"/>
               </w:rPr>
               <w:t>常量未命名</w:t>
             </w:r>
@@ -430,20 +500,24 @@
         </w:tc>
         <w:tc>
           <w:tcPr>
-            <w:tcW w:type="dxa" w:w="2464"/>
+            <w:tcW w:type="dxa" w:w="1134"/>
+            <w:tcBorders>
+              <w:top w:val="single" w:sz="4" w:color="D9D9D9"/>
+              <w:bottom w:val="single" w:sz="4" w:color="D9D9D9"/>
+              <w:left w:val="single" w:sz="4" w:color="D9D9D9"/>
+              <w:right w:val="single" w:sz="4" w:color="D9D9D9"/>
+            </w:tcBorders>
           </w:tcPr>
           <w:p>
             <w:pPr>
-              <w:keepNext/>
-              <w:keepLines/>
-              <w:spacing w:after="60" w:before="60" w:line="264" w:lineRule="auto"/>
+              <w:spacing w:after="80" w:before="80"/>
             </w:pPr>
             <w:r>
               <w:rPr>
                 <w:rFonts w:ascii="Times New Roman" w:hAnsi="Times New Roman" w:eastAsia="微软雅黑"/>
                 <w:b w:val="0"/>
                 <w:color w:val="000000"/>
-                <w:sz w:val="19"/>
+                <w:sz w:val="20"/>
               </w:rPr>
               <w:t>16</w:t>
             </w:r>
@@ -451,20 +525,24 @@
         </w:tc>
         <w:tc>
           <w:tcPr>
-            <w:tcW w:type="dxa" w:w="2464"/>
+            <w:tcW w:type="dxa" w:w="4535"/>
+            <w:tcBorders>
+              <w:top w:val="single" w:sz="4" w:color="D9D9D9"/>
+              <w:bottom w:val="single" w:sz="4" w:color="D9D9D9"/>
+              <w:left w:val="single" w:sz="4" w:color="D9D9D9"/>
+              <w:right w:val="single" w:sz="4" w:color="D9D9D9"/>
+            </w:tcBorders>
           </w:tcPr>
           <w:p>
             <w:pPr>
-              <w:keepNext/>
-              <w:keepLines/>
-              <w:spacing w:after="60" w:before="60" w:line="264" w:lineRule="auto"/>
+              <w:spacing w:after="80" w:before="80"/>
             </w:pPr>
             <w:r>
               <w:rPr>
                 <w:rFonts w:ascii="Times New Roman" w:hAnsi="Times New Roman" w:eastAsia="微软雅黑"/>
                 <w:b w:val="0"/>
                 <w:color w:val="000000"/>
-                <w:sz w:val="19"/>
+                <w:sz w:val="20"/>
               </w:rPr>
               <w:t>提取请求方法、角色和周期等具名常量</w:t>
             </w:r>
@@ -472,20 +550,24 @@
         </w:tc>
         <w:tc>
           <w:tcPr>
-            <w:tcW w:type="dxa" w:w="2464"/>
+            <w:tcW w:type="dxa" w:w="1134"/>
+            <w:tcBorders>
+              <w:top w:val="single" w:sz="4" w:color="D9D9D9"/>
+              <w:bottom w:val="single" w:sz="4" w:color="D9D9D9"/>
+              <w:left w:val="single" w:sz="4" w:color="D9D9D9"/>
+              <w:right w:val="single" w:sz="4" w:color="D9D9D9"/>
+            </w:tcBorders>
           </w:tcPr>
           <w:p>
             <w:pPr>
-              <w:keepNext/>
-              <w:keepLines/>
-              <w:spacing w:after="60" w:before="60" w:line="264" w:lineRule="auto"/>
+              <w:spacing w:after="80" w:before="80"/>
             </w:pPr>
             <w:r>
               <w:rPr>
                 <w:rFonts w:ascii="Times New Roman" w:hAnsi="Times New Roman" w:eastAsia="微软雅黑"/>
                 <w:b w:val="0"/>
                 <w:color w:val="000000"/>
-                <w:sz w:val="19"/>
+                <w:sz w:val="20"/>
               </w:rPr>
               <w:t>0</w:t>
             </w:r>
@@ -495,20 +577,24 @@
       <w:tr>
         <w:tc>
           <w:tcPr>
-            <w:tcW w:type="dxa" w:w="2464"/>
+            <w:tcW w:type="dxa" w:w="2268"/>
+            <w:tcBorders>
+              <w:top w:val="single" w:sz="4" w:color="D9D9D9"/>
+              <w:bottom w:val="single" w:sz="4" w:color="D9D9D9"/>
+              <w:left w:val="single" w:sz="4" w:color="D9D9D9"/>
+              <w:right w:val="single" w:sz="4" w:color="D9D9D9"/>
+            </w:tcBorders>
           </w:tcPr>
           <w:p>
             <w:pPr>
-              <w:keepNext/>
-              <w:keepLines/>
-              <w:spacing w:after="60" w:before="60" w:line="264" w:lineRule="auto"/>
+              <w:spacing w:after="80" w:before="80"/>
             </w:pPr>
             <w:r>
               <w:rPr>
                 <w:rFonts w:ascii="Times New Roman" w:hAnsi="Times New Roman" w:eastAsia="微软雅黑"/>
                 <w:b w:val="0"/>
                 <w:color w:val="000000"/>
-                <w:sz w:val="19"/>
+                <w:sz w:val="20"/>
               </w:rPr>
               <w:t>集合未指定初始容量</w:t>
             </w:r>
@@ -516,20 +602,24 @@
         </w:tc>
         <w:tc>
           <w:tcPr>
-            <w:tcW w:type="dxa" w:w="2464"/>
+            <w:tcW w:type="dxa" w:w="1134"/>
+            <w:tcBorders>
+              <w:top w:val="single" w:sz="4" w:color="D9D9D9"/>
+              <w:bottom w:val="single" w:sz="4" w:color="D9D9D9"/>
+              <w:left w:val="single" w:sz="4" w:color="D9D9D9"/>
+              <w:right w:val="single" w:sz="4" w:color="D9D9D9"/>
+            </w:tcBorders>
           </w:tcPr>
           <w:p>
             <w:pPr>
-              <w:keepNext/>
-              <w:keepLines/>
-              <w:spacing w:after="60" w:before="60" w:line="264" w:lineRule="auto"/>
+              <w:spacing w:after="80" w:before="80"/>
             </w:pPr>
             <w:r>
               <w:rPr>
                 <w:rFonts w:ascii="Times New Roman" w:hAnsi="Times New Roman" w:eastAsia="微软雅黑"/>
                 <w:b w:val="0"/>
                 <w:color w:val="000000"/>
-                <w:sz w:val="19"/>
+                <w:sz w:val="20"/>
               </w:rPr>
               <w:t>2</w:t>
             </w:r>
@@ -537,20 +627,24 @@
         </w:tc>
         <w:tc>
           <w:tcPr>
-            <w:tcW w:type="dxa" w:w="2464"/>
+            <w:tcW w:type="dxa" w:w="4535"/>
+            <w:tcBorders>
+              <w:top w:val="single" w:sz="4" w:color="D9D9D9"/>
+              <w:bottom w:val="single" w:sz="4" w:color="D9D9D9"/>
+              <w:left w:val="single" w:sz="4" w:color="D9D9D9"/>
+              <w:right w:val="single" w:sz="4" w:color="D9D9D9"/>
+            </w:tcBorders>
           </w:tcPr>
           <w:p>
             <w:pPr>
-              <w:keepNext/>
-              <w:keepLines/>
-              <w:spacing w:after="60" w:before="60" w:line="264" w:lineRule="auto"/>
+              <w:spacing w:after="80" w:before="80"/>
             </w:pPr>
             <w:r>
               <w:rPr>
                 <w:rFonts w:ascii="Times New Roman" w:hAnsi="Times New Roman" w:eastAsia="微软雅黑"/>
                 <w:b w:val="0"/>
                 <w:color w:val="000000"/>
-                <w:sz w:val="19"/>
+                <w:sz w:val="20"/>
               </w:rPr>
               <w:t>按权限映射规模指定容量</w:t>
             </w:r>
@@ -558,20 +652,24 @@
         </w:tc>
         <w:tc>
           <w:tcPr>
-            <w:tcW w:type="dxa" w:w="2464"/>
+            <w:tcW w:type="dxa" w:w="1134"/>
+            <w:tcBorders>
+              <w:top w:val="single" w:sz="4" w:color="D9D9D9"/>
+              <w:bottom w:val="single" w:sz="4" w:color="D9D9D9"/>
+              <w:left w:val="single" w:sz="4" w:color="D9D9D9"/>
+              <w:right w:val="single" w:sz="4" w:color="D9D9D9"/>
+            </w:tcBorders>
           </w:tcPr>
           <w:p>
             <w:pPr>
-              <w:keepNext/>
-              <w:keepLines/>
-              <w:spacing w:after="60" w:before="60" w:line="264" w:lineRule="auto"/>
+              <w:spacing w:after="80" w:before="80"/>
             </w:pPr>
             <w:r>
               <w:rPr>
                 <w:rFonts w:ascii="Times New Roman" w:hAnsi="Times New Roman" w:eastAsia="微软雅黑"/>
                 <w:b w:val="0"/>
                 <w:color w:val="000000"/>
-                <w:sz w:val="19"/>
+                <w:sz w:val="20"/>
               </w:rPr>
               <w:t>0</w:t>
             </w:r>
@@ -581,20 +679,24 @@
       <w:tr>
         <w:tc>
           <w:tcPr>
-            <w:tcW w:type="dxa" w:w="2464"/>
+            <w:tcW w:type="dxa" w:w="2268"/>
+            <w:tcBorders>
+              <w:top w:val="single" w:sz="4" w:color="D9D9D9"/>
+              <w:bottom w:val="single" w:sz="4" w:color="D9D9D9"/>
+              <w:left w:val="single" w:sz="4" w:color="D9D9D9"/>
+              <w:right w:val="single" w:sz="4" w:color="D9D9D9"/>
+            </w:tcBorders>
           </w:tcPr>
           <w:p>
             <w:pPr>
-              <w:keepNext/>
-              <w:keepLines/>
-              <w:spacing w:after="60" w:before="60" w:line="264" w:lineRule="auto"/>
+              <w:spacing w:after="80" w:before="80"/>
             </w:pPr>
             <w:r>
               <w:rPr>
                 <w:rFonts w:ascii="Times New Roman" w:hAnsi="Times New Roman" w:eastAsia="微软雅黑"/>
                 <w:b w:val="0"/>
                 <w:color w:val="000000"/>
-                <w:sz w:val="19"/>
+                <w:sz w:val="20"/>
               </w:rPr>
               <w:t>方法超过建议长度</w:t>
             </w:r>
@@ -602,20 +704,24 @@
         </w:tc>
         <w:tc>
           <w:tcPr>
-            <w:tcW w:type="dxa" w:w="2464"/>
+            <w:tcW w:type="dxa" w:w="1134"/>
+            <w:tcBorders>
+              <w:top w:val="single" w:sz="4" w:color="D9D9D9"/>
+              <w:bottom w:val="single" w:sz="4" w:color="D9D9D9"/>
+              <w:left w:val="single" w:sz="4" w:color="D9D9D9"/>
+              <w:right w:val="single" w:sz="4" w:color="D9D9D9"/>
+            </w:tcBorders>
           </w:tcPr>
           <w:p>
             <w:pPr>
-              <w:keepNext/>
-              <w:keepLines/>
-              <w:spacing w:after="60" w:before="60" w:line="264" w:lineRule="auto"/>
+              <w:spacing w:after="80" w:before="80"/>
             </w:pPr>
             <w:r>
               <w:rPr>
                 <w:rFonts w:ascii="Times New Roman" w:hAnsi="Times New Roman" w:eastAsia="微软雅黑"/>
                 <w:b w:val="0"/>
                 <w:color w:val="000000"/>
-                <w:sz w:val="19"/>
+                <w:sz w:val="20"/>
               </w:rPr>
               <w:t>1</w:t>
             </w:r>
@@ -623,20 +729,24 @@
         </w:tc>
         <w:tc>
           <w:tcPr>
-            <w:tcW w:type="dxa" w:w="2464"/>
+            <w:tcW w:type="dxa" w:w="4535"/>
+            <w:tcBorders>
+              <w:top w:val="single" w:sz="4" w:color="D9D9D9"/>
+              <w:bottom w:val="single" w:sz="4" w:color="D9D9D9"/>
+              <w:left w:val="single" w:sz="4" w:color="D9D9D9"/>
+              <w:right w:val="single" w:sz="4" w:color="D9D9D9"/>
+            </w:tcBorders>
           </w:tcPr>
           <w:p>
             <w:pPr>
-              <w:keepNext/>
-              <w:keepLines/>
-              <w:spacing w:after="60" w:before="60" w:line="264" w:lineRule="auto"/>
+              <w:spacing w:after="80" w:before="80"/>
             </w:pPr>
             <w:r>
               <w:rPr>
                 <w:rFonts w:ascii="Times New Roman" w:hAnsi="Times New Roman" w:eastAsia="微软雅黑"/>
                 <w:b w:val="0"/>
                 <w:color w:val="000000"/>
-                <w:sz w:val="19"/>
+                <w:sz w:val="20"/>
               </w:rPr>
               <w:t>提取缺陷和趋势聚合方法</w:t>
             </w:r>
@@ -644,20 +754,24 @@
         </w:tc>
         <w:tc>
           <w:tcPr>
-            <w:tcW w:type="dxa" w:w="2464"/>
+            <w:tcW w:type="dxa" w:w="1134"/>
+            <w:tcBorders>
+              <w:top w:val="single" w:sz="4" w:color="D9D9D9"/>
+              <w:bottom w:val="single" w:sz="4" w:color="D9D9D9"/>
+              <w:left w:val="single" w:sz="4" w:color="D9D9D9"/>
+              <w:right w:val="single" w:sz="4" w:color="D9D9D9"/>
+            </w:tcBorders>
           </w:tcPr>
           <w:p>
             <w:pPr>
-              <w:keepNext/>
-              <w:keepLines/>
-              <w:spacing w:after="60" w:before="60" w:line="264" w:lineRule="auto"/>
+              <w:spacing w:after="80" w:before="80"/>
             </w:pPr>
             <w:r>
               <w:rPr>
                 <w:rFonts w:ascii="Times New Roman" w:hAnsi="Times New Roman" w:eastAsia="微软雅黑"/>
                 <w:b w:val="0"/>
                 <w:color w:val="000000"/>
-                <w:sz w:val="19"/>
+                <w:sz w:val="20"/>
               </w:rPr>
               <w:t>0</w:t>
             </w:r>
@@ -667,20 +781,24 @@
       <w:tr>
         <w:tc>
           <w:tcPr>
-            <w:tcW w:type="dxa" w:w="2464"/>
+            <w:tcW w:type="dxa" w:w="2268"/>
+            <w:tcBorders>
+              <w:top w:val="single" w:sz="4" w:color="D9D9D9"/>
+              <w:bottom w:val="single" w:sz="4" w:color="D9D9D9"/>
+              <w:left w:val="single" w:sz="4" w:color="D9D9D9"/>
+              <w:right w:val="single" w:sz="4" w:color="D9D9D9"/>
+            </w:tcBorders>
           </w:tcPr>
           <w:p>
             <w:pPr>
-              <w:keepNext/>
-              <w:keepLines/>
-              <w:spacing w:after="60" w:before="60" w:line="264" w:lineRule="auto"/>
+              <w:spacing w:after="80" w:before="80"/>
             </w:pPr>
             <w:r>
               <w:rPr>
                 <w:rFonts w:ascii="Times New Roman" w:hAnsi="Times New Roman" w:eastAsia="微软雅黑"/>
                 <w:b w:val="0"/>
                 <w:color w:val="000000"/>
-                <w:sz w:val="19"/>
+                <w:sz w:val="20"/>
               </w:rPr>
               <w:t>合计</w:t>
             </w:r>
@@ -688,20 +806,24 @@
         </w:tc>
         <w:tc>
           <w:tcPr>
-            <w:tcW w:type="dxa" w:w="2464"/>
+            <w:tcW w:type="dxa" w:w="1134"/>
+            <w:tcBorders>
+              <w:top w:val="single" w:sz="4" w:color="D9D9D9"/>
+              <w:bottom w:val="single" w:sz="4" w:color="D9D9D9"/>
+              <w:left w:val="single" w:sz="4" w:color="D9D9D9"/>
+              <w:right w:val="single" w:sz="4" w:color="D9D9D9"/>
+            </w:tcBorders>
           </w:tcPr>
           <w:p>
             <w:pPr>
-              <w:keepNext/>
-              <w:keepLines/>
-              <w:spacing w:after="60" w:before="60" w:line="264" w:lineRule="auto"/>
+              <w:spacing w:after="80" w:before="80"/>
             </w:pPr>
             <w:r>
               <w:rPr>
                 <w:rFonts w:ascii="Times New Roman" w:hAnsi="Times New Roman" w:eastAsia="微软雅黑"/>
                 <w:b w:val="0"/>
                 <w:color w:val="000000"/>
-                <w:sz w:val="19"/>
+                <w:sz w:val="20"/>
               </w:rPr>
               <w:t>208</w:t>
             </w:r>
@@ -709,20 +831,24 @@
         </w:tc>
         <w:tc>
           <w:tcPr>
-            <w:tcW w:type="dxa" w:w="2464"/>
+            <w:tcW w:type="dxa" w:w="4535"/>
+            <w:tcBorders>
+              <w:top w:val="single" w:sz="4" w:color="D9D9D9"/>
+              <w:bottom w:val="single" w:sz="4" w:color="D9D9D9"/>
+              <w:left w:val="single" w:sz="4" w:color="D9D9D9"/>
+              <w:right w:val="single" w:sz="4" w:color="D9D9D9"/>
+            </w:tcBorders>
           </w:tcPr>
           <w:p>
             <w:pPr>
-              <w:keepNext/>
-              <w:keepLines/>
-              <w:spacing w:after="60" w:before="60" w:line="264" w:lineRule="auto"/>
+              <w:spacing w:after="80" w:before="80"/>
             </w:pPr>
             <w:r>
               <w:rPr>
                 <w:rFonts w:ascii="Times New Roman" w:hAnsi="Times New Roman" w:eastAsia="微软雅黑"/>
                 <w:b w:val="0"/>
                 <w:color w:val="000000"/>
-                <w:sz w:val="19"/>
+                <w:sz w:val="20"/>
               </w:rPr>
               <w:t>完成同范围复查</w:t>
             </w:r>
@@ -730,20 +856,24 @@
         </w:tc>
         <w:tc>
           <w:tcPr>
-            <w:tcW w:type="dxa" w:w="2464"/>
+            <w:tcW w:type="dxa" w:w="1134"/>
+            <w:tcBorders>
+              <w:top w:val="single" w:sz="4" w:color="D9D9D9"/>
+              <w:bottom w:val="single" w:sz="4" w:color="D9D9D9"/>
+              <w:left w:val="single" w:sz="4" w:color="D9D9D9"/>
+              <w:right w:val="single" w:sz="4" w:color="D9D9D9"/>
+            </w:tcBorders>
           </w:tcPr>
           <w:p>
             <w:pPr>
-              <w:keepNext w:val="0"/>
-              <w:keepLines/>
-              <w:spacing w:after="60" w:before="60" w:line="264" w:lineRule="auto"/>
+              <w:spacing w:after="80" w:before="80"/>
             </w:pPr>
             <w:r>
               <w:rPr>
                 <w:rFonts w:ascii="Times New Roman" w:hAnsi="Times New Roman" w:eastAsia="微软雅黑"/>
                 <w:b w:val="0"/>
                 <w:color w:val="000000"/>
-                <w:sz w:val="19"/>
+                <w:sz w:val="20"/>
               </w:rPr>
               <w:t>0</w:t>
             </w:r>
@@ -751,8 +881,15 @@
         </w:tc>
       </w:tr>
     </w:tbl>
-    <w:p/>
     <w:p>
+      <w:pPr>
+        <w:spacing w:line="259" w:lineRule="auto" w:after="100"/>
+      </w:pPr>
+    </w:p>
+    <w:p>
+      <w:pPr>
+        <w:spacing w:line="259" w:lineRule="auto" w:after="100"/>
+      </w:pPr>
       <w:r>
         <w:rPr>
           <w:rFonts w:ascii="Times New Roman" w:hAnsi="Times New Roman" w:eastAsia="微软雅黑"/>
@@ -766,19 +903,22 @@
     <w:p>
       <w:pPr>
         <w:keepNext/>
-        <w:spacing w:before="200"/>
+        <w:spacing w:before="180" w:line="259" w:lineRule="auto" w:after="100"/>
       </w:pPr>
       <w:r>
         <w:rPr>
           <w:rFonts w:ascii="Times New Roman" w:hAnsi="Times New Roman" w:eastAsia="微软雅黑"/>
           <w:b/>
-          <w:color w:val="17365D"/>
+          <w:color w:val="000000"/>
           <w:sz w:val="26"/>
         </w:rPr>
         <w:t>4 复查与误报率</w:t>
       </w:r>
     </w:p>
     <w:p>
+      <w:pPr>
+        <w:spacing w:line="259" w:lineRule="auto" w:after="100"/>
+      </w:pPr>
       <w:r>
         <w:rPr>
           <w:rFonts w:ascii="Times New Roman" w:hAnsi="Times New Roman" w:eastAsia="微软雅黑"/>
@@ -790,6 +930,9 @@
       </w:r>
     </w:p>
     <w:p>
+      <w:pPr>
+        <w:spacing w:line="259" w:lineRule="auto" w:after="100"/>
+      </w:pPr>
       <w:r>
         <w:rPr>
           <w:rFonts w:ascii="Times New Roman" w:hAnsi="Times New Roman" w:eastAsia="微软雅黑"/>
@@ -797,10 +940,13 @@
           <w:color w:val="000000"/>
           <w:sz w:val="22"/>
         </w:rPr>
-        <w:t>FindBugs对14个临时分析类的初次扫描和复查均未发现告警，错误数和缺失类数均为0。由于没有告警可供核查，其误报率不适用。其余58个源文件未取得有效FindBugs分析结果，不能据此判断整个后端没有缺陷。</w:t>
+        <w:t>FindBugs的8项告警均完成源码核查。其中，默认地区下的大小写转换2项、无必要的拆装箱3项、匿名类捕获外部实例1项、不可达空值分支1项，共7项确认问题已修正。标识符转换改用Locale.ROOT；三元表达式统一包装类型；JSON类型描述改为具名静态嵌套类；删除始终非空资源名称后的无效判断。</w:t>
       </w:r>
     </w:p>
     <w:p>
+      <w:pPr>
+        <w:spacing w:line="259" w:lineRule="auto" w:after="100"/>
+      </w:pPr>
       <w:r>
         <w:rPr>
           <w:rFonts w:ascii="Times New Roman" w:hAnsi="Times New Roman" w:eastAsia="微软雅黑"/>
@@ -808,25 +954,13 @@
           <w:color w:val="000000"/>
           <w:sz w:val="22"/>
         </w:rPr>
-        <w:t>代码改进后执行现有19个测试类的96项单元测试，全部通过，失败、错误及跳过均为0。最终回归采用Maven离线模式和同一JVM运行，以避开本机受限环境下测试子进程的启动问题；此次仅用于验证现有行为，未形成新的覆盖率结论。</w:t>
+        <w:t>剩余1项告警位于Redis启动检查的try-with-resources语句，涉及编译器生成的资源关闭空值检查。源码没有对应的手工空值判断，保留自动关闭语义更为妥当，因此判为本次源码修复范围中的误报。误报率为1/8=12.5%。同范围复查由8项降至1项，7项确认问题均未再次出现；未使用排除规则隐藏剩余告警。</w:t>
       </w:r>
     </w:p>
     <w:p>
       <w:pPr>
-        <w:keepNext/>
-        <w:spacing w:before="200"/>
+        <w:spacing w:line="259" w:lineRule="auto" w:after="100"/>
       </w:pPr>
-      <w:r>
-        <w:rPr>
-          <w:rFonts w:ascii="Times New Roman" w:hAnsi="Times New Roman" w:eastAsia="微软雅黑"/>
-          <w:b/>
-          <w:color w:val="17365D"/>
-          <w:sz w:val="26"/>
-        </w:rPr>
-        <w:t>5 实验总结</w:t>
-      </w:r>
-    </w:p>
-    <w:p>
       <w:r>
         <w:rPr>
           <w:rFonts w:ascii="Times New Roman" w:hAnsi="Times New Roman" w:eastAsia="微软雅黑"/>
@@ -834,11 +968,39 @@
           <w:color w:val="000000"/>
           <w:sz w:val="22"/>
         </w:rPr>
-        <w:t>规约检查推动了接口说明、常量命名和报表方法结构的改进，复查未再报出本次规则中的不符合项。FindBugs的有限分析已保留结果与范围，但Java 17全项目分析仍需解决旧工具兼容性，完成后才能补齐课程要求。工具输出应结合源码核查使用，规约问题与业务缺陷需分别理解。</w:t>
+        <w:t>代码改进后执行现有19个测试类的96项单元测试，全部通过，失败、错误及跳过均为0。2026年10月8日最终回归采用Maven 3.9.9离线模式和同一JVM运行，并关闭JaCoCo采集；此次仅验证现有行为，未形成新的覆盖率结论。阿里规约同范围再次扫描仍为0项告警。</w:t>
+      </w:r>
+    </w:p>
+    <w:p>
+      <w:pPr>
+        <w:keepNext/>
+        <w:spacing w:before="180" w:line="259" w:lineRule="auto" w:after="100"/>
+      </w:pPr>
+      <w:r>
+        <w:rPr>
+          <w:rFonts w:ascii="Times New Roman" w:hAnsi="Times New Roman" w:eastAsia="微软雅黑"/>
+          <w:b/>
+          <w:color w:val="000000"/>
+          <w:sz w:val="26"/>
+        </w:rPr>
+        <w:t>5 实验总结</w:t>
+      </w:r>
+    </w:p>
+    <w:p>
+      <w:pPr>
+        <w:spacing w:line="259" w:lineRule="auto" w:after="100"/>
+      </w:pPr>
+      <w:r>
+        <w:rPr>
+          <w:rFonts w:ascii="Times New Roman" w:hAnsi="Times New Roman" w:eastAsia="微软雅黑"/>
+          <w:b w:val="0"/>
+          <w:color w:val="000000"/>
+          <w:sz w:val="22"/>
+        </w:rPr>
+        <w:t>规约检查推动了接口说明、常量命名和报表方法结构的改进，复查未再报出本次规则中的不符合项。FindBugs已通过明确记录的兼容适配完成全范围扫描、核查、修正和复查，原版直接运行的兼容性限制仍需在使用时说明。工具输出应结合源码核查使用，规约问题与业务缺陷需分别理解。</w:t>
       </w:r>
     </w:p>
     <w:sectPr>
-      <w:footerReference w:type="default" r:id="rId9"/>
       <w:pgSz w:w="12240" w:h="15840"/>
       <w:pgMar w:top="1134" w:right="1191" w:bottom="1134" w:left="1191" w:header="720" w:footer="720" w:gutter="0"/>
       <w:cols w:space="720"/>
@@ -846,27 +1008,6 @@
     </w:sectPr>
   </w:body>
 </w:document>
-</file>
-
-<file path=word/footer1.xml><?xml version="1.0" encoding="utf-8"?>
-<w:ftr xmlns:m="http://schemas.openxmlformats.org/officeDocument/2006/math" xmlns:mc="http://schemas.openxmlformats.org/markup-compatibility/2006" xmlns:mo="http://schemas.microsoft.com/office/mac/office/2008/main" xmlns:mv="urn:schemas-microsoft-com:mac:vml" xmlns:o="urn:schemas-microsoft-com:office:office" xmlns:r="http://schemas.openxmlformats.org/officeDocument/2006/relationships" xmlns:v="urn:schemas-microsoft-com:vml" xmlns:w10="urn:schemas-microsoft-com:office:word" xmlns:w14="http://schemas.microsoft.com/office/word/2010/wordml" xmlns:w="http://schemas.openxmlformats.org/wordprocessingml/2006/main" xmlns:wne="http://schemas.microsoft.com/office/word/2006/wordml" xmlns:wp14="http://schemas.microsoft.com/office/word/2010/wordprocessingDrawing" xmlns:wp="http://schemas.openxmlformats.org/drawingml/2006/wordprocessingDrawing" xmlns:wpc="http://schemas.microsoft.com/office/word/2010/wordprocessingCanvas" xmlns:wpg="http://schemas.microsoft.com/office/word/2010/wordprocessingGroup" xmlns:wpi="http://schemas.microsoft.com/office/word/2010/wordprocessingInk" xmlns:wps="http://schemas.microsoft.com/office/word/2010/wordprocessingShape" mc:Ignorable="w14 wp14">
-  <w:p>
-    <w:pPr>
-      <w:pStyle w:val="Footer"/>
-      <w:jc w:val="center"/>
-    </w:pPr>
-    <w:r>
-      <w:rPr>
-        <w:rFonts w:ascii="Times New Roman" w:hAnsi="Times New Roman" w:eastAsia="微软雅黑"/>
-        <w:b w:val="0"/>
-        <w:color w:val="666666"/>
-        <w:sz w:val="18"/>
-      </w:rPr>
-      <w:t xml:space="preserve">软件测试与质量保证  </w:t>
-    </w:r>
-    <w:fldSimple w:instr="PAGE"/>
-  </w:p>
-</w:ftr>
 </file>
 
 <file path=word/numbering.xml><?xml version="1.0" encoding="utf-8"?>
@@ -1233,10 +1374,9 @@
     <w:qFormat/>
     <w:rsid w:val="00FC693F"/>
     <w:pPr>
-      <w:spacing w:line="300" w:lineRule="auto" w:after="140"/>
+      <w:spacing w:line="276" w:lineRule="auto" w:after="140"/>
     </w:pPr>
     <w:rPr>
-      <w:rFonts w:ascii="Times New Roman" w:hAnsi="Times New Roman"/>
       <w:sz w:val="22"/>
     </w:rPr>
   </w:style>

--- a/4/实验4成果/实验4实验报告.docx
+++ b/4/实验4成果/实验4实验报告.docx
@@ -5,7 +5,6 @@
     <w:p>
       <w:pPr>
         <w:pStyle w:val="Title"/>
-        <w:spacing w:line="259" w:lineRule="auto" w:after="100"/>
       </w:pPr>
       <w:r>
         <w:rPr>
@@ -18,9 +17,7 @@
       </w:r>
     </w:p>
     <w:p>
-      <w:pPr>
-        <w:spacing w:line="259" w:lineRule="auto" w:after="100"/>
-      </w:pPr>
+      <w:pPr/>
       <w:r>
         <w:rPr>
           <w:rFonts w:ascii="Times New Roman" w:hAnsi="Times New Roman" w:eastAsia="微软雅黑"/>
@@ -32,9 +29,7 @@
       </w:r>
     </w:p>
     <w:p>
-      <w:pPr>
-        <w:spacing w:line="259" w:lineRule="auto" w:after="100"/>
-      </w:pPr>
+      <w:pPr/>
       <w:r>
         <w:rPr>
           <w:rFonts w:ascii="Times New Roman" w:hAnsi="Times New Roman" w:eastAsia="微软雅黑"/>
@@ -42,13 +37,13 @@
           <w:color w:val="000000"/>
           <w:sz w:val="22"/>
         </w:rPr>
-        <w:t>测试对象：Keyboard MES后端    实验日期：2026年10月8日</w:t>
+        <w:t>测试对象：Keyboard MES后端    实验日期：2026年10月11日</w:t>
       </w:r>
     </w:p>
     <w:p>
       <w:pPr>
         <w:keepNext/>
-        <w:spacing w:before="180" w:line="259" w:lineRule="auto" w:after="100"/>
+        <w:spacing w:before="180"/>
       </w:pPr>
       <w:r>
         <w:rPr>
@@ -57,13 +52,11 @@
           <w:color w:val="000000"/>
           <w:sz w:val="26"/>
         </w:rPr>
-        <w:t>1 实验目的与完成情况</w:t>
+        <w:t>1 实验目的与测试范围</w:t>
       </w:r>
     </w:p>
     <w:p>
-      <w:pPr>
-        <w:spacing w:line="259" w:lineRule="auto" w:after="100"/>
-      </w:pPr>
+      <w:pPr/>
       <w:r>
         <w:rPr>
           <w:rFonts w:ascii="Times New Roman" w:hAnsi="Times New Roman" w:eastAsia="微软雅黑"/>
@@ -71,13 +64,25 @@
           <w:color w:val="000000"/>
           <w:sz w:val="22"/>
         </w:rPr>
-        <w:t>本实验依据课程上机4安排，对后端代码进行编程规约检查和FindBugs缺陷检测，并核查告警、修正问题和复查结果。规约扫描覆盖72个Java源文件，初次发现208项不符合，完成修正后同范围复查为0项。FindBugs 3.0.1在完成解析器兼容适配后，对全部72个源文件对应的73个类进行了分析，初次发现8项告警，核查后修正7项源码问题，复查保留1项编译器生成代码的误报。</w:t>
+        <w:t>本次使用SpotBugs和Alibaba Java Coding Guidelines检查后端代码，核查告警，并在相同范围复查。阿里规约检查覆盖72个Java源文件，结果为0项告警；SpotBugs分析73个编译类，发现15项告警。逐项核查后，13项判为当前框架场景下的误报，2项作为共享组件的设计风险保留，本轮未确认需要修改的源码缺陷。</w:t>
+      </w:r>
+    </w:p>
+    <w:p>
+      <w:pPr/>
+      <w:r>
+        <w:rPr>
+          <w:rFonts w:ascii="Times New Roman" w:hAnsi="Times New Roman" w:eastAsia="微软雅黑"/>
+          <w:b w:val="0"/>
+          <w:color w:val="000000"/>
+          <w:sz w:val="22"/>
+        </w:rPr>
+        <w:t>分析范围为后端正式代码，不包含单元测试、前端、小程序或依赖库本身。现有FindBugs分析及此前规约修正结果用于追溯，与本次结果分开统计。</w:t>
       </w:r>
     </w:p>
     <w:p>
       <w:pPr>
         <w:keepNext/>
-        <w:spacing w:before="180" w:line="259" w:lineRule="auto" w:after="100"/>
+        <w:spacing w:before="180"/>
       </w:pPr>
       <w:r>
         <w:rPr>
@@ -86,13 +91,11 @@
           <w:color w:val="000000"/>
           <w:sz w:val="26"/>
         </w:rPr>
-        <w:t>2 工具与分析方法</w:t>
+        <w:t>2 工具与扫描结果</w:t>
       </w:r>
     </w:p>
     <w:p>
-      <w:pPr>
-        <w:spacing w:line="259" w:lineRule="auto" w:after="100"/>
-      </w:pPr>
+      <w:pPr/>
       <w:r>
         <w:rPr>
           <w:rFonts w:ascii="Times New Roman" w:hAnsi="Times New Roman" w:eastAsia="微软雅黑"/>
@@ -100,13 +103,11 @@
           <w:color w:val="000000"/>
           <w:sz w:val="22"/>
         </w:rPr>
-        <w:t>项目使用JDK 17，前期扫描使用Maven 3.9.11，本次收尾使用Maven 3.9.9。规约检查采用阿里P3C PMD规则2.1.1和PMD 6.55.0，覆盖异常、注释、命名、流程控制、集合等十组规则。仅补充消息资源所需的XML声明，规则实现保持原样。扫描日志有DFA迭代上限提示，XML未记录处理错误，结果仅代表已启用规则的检测范围。</w:t>
+        <w:t>SpotBugs使用官方4.10.4发行包，由JDK 17直接运行。后端通过Maven 3.9.9重新编译，清除旧类残留后得到73个类。扫描启用最大分析强度并报告所有优先级，提供项目实际依赖作为辅助类路径。初次扫描与复查均无分析错误和缺失类，没有修改工具或添加告警排除规则。</w:t>
       </w:r>
     </w:p>
     <w:p>
-      <w:pPr>
-        <w:spacing w:line="259" w:lineRule="auto" w:after="100"/>
-      </w:pPr>
+      <w:pPr/>
       <w:r>
         <w:rPr>
           <w:rFonts w:ascii="Times New Roman" w:hAnsi="Times New Roman" w:eastAsia="微软雅黑"/>
@@ -114,41 +115,11 @@
           <w:color w:val="000000"/>
           <w:sz w:val="22"/>
         </w:rPr>
-        <w:t>FindBugs采用课程指定的3.0.1检测引擎。原始发行包不能直接解析Java 17字节码，本次在临时工具副本中更新ASM解析依赖和访问器API，未替换为SpotBugs，也未为兼容分析改写业务源码。扫描由JRE 8启动，并提供项目依赖和JDK 17平台类；两次均覆盖73个类，分析错误和缺失类数为0。该副本没有官方Java 17支持保证，旧检测器对新语法的理解仍有限。具体适配方法及早期失败记录另行留存。</w:t>
-      </w:r>
-    </w:p>
-    <w:p>
-      <w:pPr>
-        <w:keepNext/>
-        <w:spacing w:before="180" w:line="259" w:lineRule="auto" w:after="100"/>
-      </w:pPr>
-      <w:r>
-        <w:rPr>
-          <w:rFonts w:ascii="Times New Roman" w:hAnsi="Times New Roman" w:eastAsia="微软雅黑"/>
-          <w:b/>
-          <w:color w:val="000000"/>
-          <w:sz w:val="26"/>
-        </w:rPr>
-        <w:t>3 告警核查与代码改进</w:t>
-      </w:r>
-    </w:p>
-    <w:p>
-      <w:pPr>
-        <w:spacing w:line="259" w:lineRule="auto" w:after="100"/>
-      </w:pPr>
-      <w:r>
-        <w:rPr>
-          <w:rFonts w:ascii="Times New Roman" w:hAnsi="Times New Roman" w:eastAsia="微软雅黑"/>
-          <w:b w:val="0"/>
-          <w:color w:val="000000"/>
-          <w:sz w:val="22"/>
-        </w:rPr>
-        <w:t>逐项核查中，接口方法缺少Javadoc和类注释缺少作者标注均有明确代码依据；其余告警涉及常量命名、集合初始容量及方法长度，属于可读性和维护性问题。此次规约告警未判定出需要单独登记的业务功能缺陷。</w:t>
+        <w:t>Alibaba Java Coding Guidelines使用阿里官方P3C PMD规则2.1.1，配合PMD 6.55.0解析Java 17源码，启用异常、注释、命名、集合、并发等十组规则。本次使用官方PMD实现，结果不代表IDE插件的附加检查或整部开发手册均已覆盖。消息资源仅补充XML格式声明，规则实现保持原样；扫描日志仍有DFA迭代提示，XML未记录处理错误。</w:t>
       </w:r>
     </w:p>
     <w:tbl>
       <w:tblPr>
-        <w:tblStyle w:val="TableGrid"/>
         <w:tblW w:type="auto" w:w="0"/>
         <w:tblLayout w:type="fixed"/>
         <w:tblLook w:firstColumn="1" w:firstRow="1" w:lastColumn="0" w:lastRow="0" w:noHBand="0" w:noVBand="1" w:val="04A0"/>
@@ -165,18 +136,19 @@
         </w:trPr>
         <w:tc>
           <w:tcPr>
-            <w:tcW w:type="dxa" w:w="2268"/>
+            <w:tcW w:type="dxa" w:w="3005"/>
+            <w:vAlign w:val="center"/>
             <w:tcBorders>
-              <w:top w:val="single" w:sz="4" w:color="D9D9D9"/>
-              <w:bottom w:val="single" w:sz="4" w:color="D9D9D9"/>
-              <w:left w:val="single" w:sz="4" w:color="D9D9D9"/>
-              <w:right w:val="single" w:sz="4" w:color="D9D9D9"/>
+              <w:top w:val="single" w:color="D9D9D9" w:sz="4"/>
+              <w:bottom w:val="single" w:color="D9D9D9" w:sz="4"/>
+              <w:left w:val="single" w:color="D9D9D9" w:sz="4"/>
+              <w:right w:val="single" w:color="D9D9D9" w:sz="4"/>
             </w:tcBorders>
             <w:shd w:fill="DCE6F1"/>
           </w:tcPr>
           <w:p>
             <w:pPr>
-              <w:spacing w:after="80" w:before="80"/>
+              <w:spacing w:before="80" w:after="80" w:line="264" w:lineRule="auto"/>
             </w:pPr>
             <w:r>
               <w:rPr>
@@ -185,24 +157,26 @@
                 <w:color w:val="000000"/>
                 <w:sz w:val="20"/>
               </w:rPr>
-              <w:t>规约问题</w:t>
+              <w:t>工具</w:t>
             </w:r>
           </w:p>
         </w:tc>
         <w:tc>
           <w:tcPr>
-            <w:tcW w:type="dxa" w:w="1134"/>
+            <w:tcW w:type="dxa" w:w="2778"/>
+            <w:vAlign w:val="center"/>
             <w:tcBorders>
-              <w:top w:val="single" w:sz="4" w:color="D9D9D9"/>
-              <w:bottom w:val="single" w:sz="4" w:color="D9D9D9"/>
-              <w:left w:val="single" w:sz="4" w:color="D9D9D9"/>
-              <w:right w:val="single" w:sz="4" w:color="D9D9D9"/>
+              <w:top w:val="single" w:color="D9D9D9" w:sz="4"/>
+              <w:bottom w:val="single" w:color="D9D9D9" w:sz="4"/>
+              <w:left w:val="single" w:color="D9D9D9" w:sz="4"/>
+              <w:right w:val="single" w:color="D9D9D9" w:sz="4"/>
             </w:tcBorders>
             <w:shd w:fill="DCE6F1"/>
           </w:tcPr>
           <w:p>
             <w:pPr>
-              <w:spacing w:after="80" w:before="80"/>
+              <w:spacing w:before="80" w:after="80" w:line="264" w:lineRule="auto"/>
+              <w:jc w:val="center"/>
             </w:pPr>
             <w:r>
               <w:rPr>
@@ -211,24 +185,26 @@
                 <w:color w:val="000000"/>
                 <w:sz w:val="20"/>
               </w:rPr>
-              <w:t>初次数量</w:t>
+              <w:t>分析范围</w:t>
             </w:r>
           </w:p>
         </w:tc>
         <w:tc>
           <w:tcPr>
-            <w:tcW w:type="dxa" w:w="4535"/>
+            <w:tcW w:type="dxa" w:w="1701"/>
+            <w:vAlign w:val="center"/>
             <w:tcBorders>
-              <w:top w:val="single" w:sz="4" w:color="D9D9D9"/>
-              <w:bottom w:val="single" w:sz="4" w:color="D9D9D9"/>
-              <w:left w:val="single" w:sz="4" w:color="D9D9D9"/>
-              <w:right w:val="single" w:sz="4" w:color="D9D9D9"/>
+              <w:top w:val="single" w:color="D9D9D9" w:sz="4"/>
+              <w:bottom w:val="single" w:color="D9D9D9" w:sz="4"/>
+              <w:left w:val="single" w:color="D9D9D9" w:sz="4"/>
+              <w:right w:val="single" w:color="D9D9D9" w:sz="4"/>
             </w:tcBorders>
             <w:shd w:fill="DCE6F1"/>
           </w:tcPr>
           <w:p>
             <w:pPr>
-              <w:spacing w:after="80" w:before="80"/>
+              <w:spacing w:before="80" w:after="80" w:line="264" w:lineRule="auto"/>
+              <w:jc w:val="center"/>
             </w:pPr>
             <w:r>
               <w:rPr>
@@ -237,24 +213,26 @@
                 <w:color w:val="000000"/>
                 <w:sz w:val="20"/>
               </w:rPr>
-              <w:t>处理方式</w:t>
+              <w:t>初次告警</w:t>
             </w:r>
           </w:p>
         </w:tc>
         <w:tc>
           <w:tcPr>
-            <w:tcW w:type="dxa" w:w="1134"/>
+            <w:tcW w:type="dxa" w:w="1701"/>
+            <w:vAlign w:val="center"/>
             <w:tcBorders>
-              <w:top w:val="single" w:sz="4" w:color="D9D9D9"/>
-              <w:bottom w:val="single" w:sz="4" w:color="D9D9D9"/>
-              <w:left w:val="single" w:sz="4" w:color="D9D9D9"/>
-              <w:right w:val="single" w:sz="4" w:color="D9D9D9"/>
+              <w:top w:val="single" w:color="D9D9D9" w:sz="4"/>
+              <w:bottom w:val="single" w:color="D9D9D9" w:sz="4"/>
+              <w:left w:val="single" w:color="D9D9D9" w:sz="4"/>
+              <w:right w:val="single" w:color="D9D9D9" w:sz="4"/>
             </w:tcBorders>
             <w:shd w:fill="DCE6F1"/>
           </w:tcPr>
           <w:p>
             <w:pPr>
-              <w:spacing w:after="80" w:before="80"/>
+              <w:spacing w:before="80" w:after="80" w:line="264" w:lineRule="auto"/>
+              <w:jc w:val="center"/>
             </w:pPr>
             <w:r>
               <w:rPr>
@@ -263,7 +241,7 @@
                 <w:color w:val="000000"/>
                 <w:sz w:val="20"/>
               </w:rPr>
-              <w:t>复查数量</w:t>
+              <w:t>复查告警</w:t>
             </w:r>
           </w:p>
         </w:tc>
@@ -271,17 +249,18 @@
       <w:tr>
         <w:tc>
           <w:tcPr>
-            <w:tcW w:type="dxa" w:w="2268"/>
+            <w:tcW w:type="dxa" w:w="3005"/>
+            <w:vAlign w:val="center"/>
             <w:tcBorders>
-              <w:top w:val="single" w:sz="4" w:color="D9D9D9"/>
-              <w:bottom w:val="single" w:sz="4" w:color="D9D9D9"/>
-              <w:left w:val="single" w:sz="4" w:color="D9D9D9"/>
-              <w:right w:val="single" w:sz="4" w:color="D9D9D9"/>
+              <w:top w:val="single" w:color="D9D9D9" w:sz="4"/>
+              <w:bottom w:val="single" w:color="D9D9D9" w:sz="4"/>
+              <w:left w:val="single" w:color="D9D9D9" w:sz="4"/>
+              <w:right w:val="single" w:color="D9D9D9" w:sz="4"/>
             </w:tcBorders>
           </w:tcPr>
           <w:p>
             <w:pPr>
-              <w:spacing w:after="80" w:before="80"/>
+              <w:spacing w:before="80" w:after="80" w:line="264" w:lineRule="auto"/>
             </w:pPr>
             <w:r>
               <w:rPr>
@@ -290,23 +269,25 @@
                 <w:color w:val="000000"/>
                 <w:sz w:val="20"/>
               </w:rPr>
-              <w:t>接口方法Javadoc不足</w:t>
+              <w:t>SpotBugs 4.10.4</w:t>
             </w:r>
           </w:p>
         </w:tc>
         <w:tc>
           <w:tcPr>
-            <w:tcW w:type="dxa" w:w="1134"/>
+            <w:tcW w:type="dxa" w:w="2778"/>
+            <w:vAlign w:val="center"/>
             <w:tcBorders>
-              <w:top w:val="single" w:sz="4" w:color="D9D9D9"/>
-              <w:bottom w:val="single" w:sz="4" w:color="D9D9D9"/>
-              <w:left w:val="single" w:sz="4" w:color="D9D9D9"/>
-              <w:right w:val="single" w:sz="4" w:color="D9D9D9"/>
+              <w:top w:val="single" w:color="D9D9D9" w:sz="4"/>
+              <w:bottom w:val="single" w:color="D9D9D9" w:sz="4"/>
+              <w:left w:val="single" w:color="D9D9D9" w:sz="4"/>
+              <w:right w:val="single" w:color="D9D9D9" w:sz="4"/>
             </w:tcBorders>
           </w:tcPr>
           <w:p>
             <w:pPr>
-              <w:spacing w:after="80" w:before="80"/>
+              <w:spacing w:before="80" w:after="80" w:line="264" w:lineRule="auto"/>
+              <w:jc w:val="center"/>
             </w:pPr>
             <w:r>
               <w:rPr>
@@ -315,23 +296,25 @@
                 <w:color w:val="000000"/>
                 <w:sz w:val="20"/>
               </w:rPr>
-              <w:t>118</w:t>
+              <w:t>73个编译类</w:t>
             </w:r>
           </w:p>
         </w:tc>
         <w:tc>
           <w:tcPr>
-            <w:tcW w:type="dxa" w:w="4535"/>
+            <w:tcW w:type="dxa" w:w="1701"/>
+            <w:vAlign w:val="center"/>
             <w:tcBorders>
-              <w:top w:val="single" w:sz="4" w:color="D9D9D9"/>
-              <w:bottom w:val="single" w:sz="4" w:color="D9D9D9"/>
-              <w:left w:val="single" w:sz="4" w:color="D9D9D9"/>
-              <w:right w:val="single" w:sz="4" w:color="D9D9D9"/>
+              <w:top w:val="single" w:color="D9D9D9" w:sz="4"/>
+              <w:bottom w:val="single" w:color="D9D9D9" w:sz="4"/>
+              <w:left w:val="single" w:color="D9D9D9" w:sz="4"/>
+              <w:right w:val="single" w:color="D9D9D9" w:sz="4"/>
             </w:tcBorders>
           </w:tcPr>
           <w:p>
             <w:pPr>
-              <w:spacing w:after="80" w:before="80"/>
+              <w:spacing w:before="80" w:after="80" w:line="264" w:lineRule="auto"/>
+              <w:jc w:val="center"/>
             </w:pPr>
             <w:r>
               <w:rPr>
@@ -340,23 +323,134 @@
                 <w:color w:val="000000"/>
                 <w:sz w:val="20"/>
               </w:rPr>
-              <w:t>补充用途、参数和返回值说明</w:t>
+              <w:t>15</w:t>
             </w:r>
           </w:p>
         </w:tc>
         <w:tc>
           <w:tcPr>
-            <w:tcW w:type="dxa" w:w="1134"/>
+            <w:tcW w:type="dxa" w:w="1701"/>
+            <w:vAlign w:val="center"/>
             <w:tcBorders>
-              <w:top w:val="single" w:sz="4" w:color="D9D9D9"/>
-              <w:bottom w:val="single" w:sz="4" w:color="D9D9D9"/>
-              <w:left w:val="single" w:sz="4" w:color="D9D9D9"/>
-              <w:right w:val="single" w:sz="4" w:color="D9D9D9"/>
+              <w:top w:val="single" w:color="D9D9D9" w:sz="4"/>
+              <w:bottom w:val="single" w:color="D9D9D9" w:sz="4"/>
+              <w:left w:val="single" w:color="D9D9D9" w:sz="4"/>
+              <w:right w:val="single" w:color="D9D9D9" w:sz="4"/>
             </w:tcBorders>
           </w:tcPr>
           <w:p>
             <w:pPr>
-              <w:spacing w:after="80" w:before="80"/>
+              <w:spacing w:before="80" w:after="80" w:line="264" w:lineRule="auto"/>
+              <w:jc w:val="center"/>
+            </w:pPr>
+            <w:r>
+              <w:rPr>
+                <w:rFonts w:ascii="Times New Roman" w:hAnsi="Times New Roman" w:eastAsia="微软雅黑"/>
+                <w:b w:val="0"/>
+                <w:color w:val="000000"/>
+                <w:sz w:val="20"/>
+              </w:rPr>
+              <w:t>15</w:t>
+            </w:r>
+          </w:p>
+        </w:tc>
+      </w:tr>
+      <w:tr>
+        <w:tc>
+          <w:tcPr>
+            <w:tcW w:type="dxa" w:w="3005"/>
+            <w:vAlign w:val="center"/>
+            <w:tcBorders>
+              <w:top w:val="single" w:color="D9D9D9" w:sz="4"/>
+              <w:bottom w:val="single" w:color="D9D9D9" w:sz="4"/>
+              <w:left w:val="single" w:color="D9D9D9" w:sz="4"/>
+              <w:right w:val="single" w:color="D9D9D9" w:sz="4"/>
+            </w:tcBorders>
+          </w:tcPr>
+          <w:p>
+            <w:pPr>
+              <w:spacing w:before="80" w:after="80" w:line="264" w:lineRule="auto"/>
+            </w:pPr>
+            <w:r>
+              <w:rPr>
+                <w:rFonts w:ascii="Times New Roman" w:hAnsi="Times New Roman" w:eastAsia="微软雅黑"/>
+                <w:b w:val="0"/>
+                <w:color w:val="000000"/>
+                <w:sz w:val="20"/>
+              </w:rPr>
+              <w:t>Alibaba Java Coding Guidelines</w:t>
+            </w:r>
+          </w:p>
+        </w:tc>
+        <w:tc>
+          <w:tcPr>
+            <w:tcW w:type="dxa" w:w="2778"/>
+            <w:vAlign w:val="center"/>
+            <w:tcBorders>
+              <w:top w:val="single" w:color="D9D9D9" w:sz="4"/>
+              <w:bottom w:val="single" w:color="D9D9D9" w:sz="4"/>
+              <w:left w:val="single" w:color="D9D9D9" w:sz="4"/>
+              <w:right w:val="single" w:color="D9D9D9" w:sz="4"/>
+            </w:tcBorders>
+          </w:tcPr>
+          <w:p>
+            <w:pPr>
+              <w:spacing w:before="80" w:after="80" w:line="264" w:lineRule="auto"/>
+              <w:jc w:val="center"/>
+            </w:pPr>
+            <w:r>
+              <w:rPr>
+                <w:rFonts w:ascii="Times New Roman" w:hAnsi="Times New Roman" w:eastAsia="微软雅黑"/>
+                <w:b w:val="0"/>
+                <w:color w:val="000000"/>
+                <w:sz w:val="20"/>
+              </w:rPr>
+              <w:t>72个源文件</w:t>
+            </w:r>
+          </w:p>
+        </w:tc>
+        <w:tc>
+          <w:tcPr>
+            <w:tcW w:type="dxa" w:w="1701"/>
+            <w:vAlign w:val="center"/>
+            <w:tcBorders>
+              <w:top w:val="single" w:color="D9D9D9" w:sz="4"/>
+              <w:bottom w:val="single" w:color="D9D9D9" w:sz="4"/>
+              <w:left w:val="single" w:color="D9D9D9" w:sz="4"/>
+              <w:right w:val="single" w:color="D9D9D9" w:sz="4"/>
+            </w:tcBorders>
+          </w:tcPr>
+          <w:p>
+            <w:pPr>
+              <w:spacing w:before="80" w:after="80" w:line="264" w:lineRule="auto"/>
+              <w:jc w:val="center"/>
+            </w:pPr>
+            <w:r>
+              <w:rPr>
+                <w:rFonts w:ascii="Times New Roman" w:hAnsi="Times New Roman" w:eastAsia="微软雅黑"/>
+                <w:b w:val="0"/>
+                <w:color w:val="000000"/>
+                <w:sz w:val="20"/>
+              </w:rPr>
+              <w:t>0</w:t>
+            </w:r>
+          </w:p>
+        </w:tc>
+        <w:tc>
+          <w:tcPr>
+            <w:tcW w:type="dxa" w:w="1701"/>
+            <w:vAlign w:val="center"/>
+            <w:tcBorders>
+              <w:top w:val="single" w:color="D9D9D9" w:sz="4"/>
+              <w:bottom w:val="single" w:color="D9D9D9" w:sz="4"/>
+              <w:left w:val="single" w:color="D9D9D9" w:sz="4"/>
+              <w:right w:val="single" w:color="D9D9D9" w:sz="4"/>
+            </w:tcBorders>
+          </w:tcPr>
+          <w:p>
+            <w:pPr>
+              <w:spacing w:before="80" w:after="80" w:line="264" w:lineRule="auto"/>
+              <w:jc w:val="center"/>
             </w:pPr>
             <w:r>
               <w:rPr>
@@ -370,20 +464,242 @@
           </w:p>
         </w:tc>
       </w:tr>
+    </w:tbl>
+    <w:p/>
+    <w:p>
+      <w:pPr/>
+      <w:r>
+        <w:rPr>
+          <w:rFonts w:ascii="Times New Roman" w:hAnsi="Times New Roman" w:eastAsia="微软雅黑"/>
+          <w:b w:val="0"/>
+          <w:color w:val="000000"/>
+          <w:sz w:val="22"/>
+        </w:rPr>
+        <w:t>告警数量与人工确认的缺陷数量分别记录。复查的15项仍是原有共享依赖告警；本轮保留源码和设计，不将其写成已经消除的缺陷。</w:t>
+      </w:r>
+    </w:p>
+    <w:p>
+      <w:pPr>
+        <w:keepNext/>
+        <w:jc w:val="center"/>
+      </w:pPr>
+      <w:r>
+        <w:drawing>
+          <wp:inline xmlns:a="http://schemas.openxmlformats.org/drawingml/2006/main" xmlns:pic="http://schemas.openxmlformats.org/drawingml/2006/picture">
+            <wp:extent cx="5040000" cy="4088000"/>
+            <wp:docPr id="1" name="Picture 1"/>
+            <wp:cNvGraphicFramePr>
+              <a:graphicFrameLocks noChangeAspect="1"/>
+            </wp:cNvGraphicFramePr>
+            <a:graphic>
+              <a:graphicData uri="http://schemas.openxmlformats.org/drawingml/2006/picture">
+                <pic:pic>
+                  <pic:nvPicPr>
+                    <pic:cNvPr id="0" name="SpotBugs检测结果.png"/>
+                    <pic:cNvPicPr/>
+                  </pic:nvPicPr>
+                  <pic:blipFill>
+                    <a:blip r:embed="rId9"/>
+                    <a:stretch>
+                      <a:fillRect/>
+                    </a:stretch>
+                  </pic:blipFill>
+                  <pic:spPr>
+                    <a:xfrm>
+                      <a:off x="0" y="0"/>
+                      <a:ext cx="5040000" cy="4088000"/>
+                    </a:xfrm>
+                    <a:prstGeom prst="rect"/>
+                  </pic:spPr>
+                </pic:pic>
+              </a:graphicData>
+            </a:graphic>
+          </wp:inline>
+        </w:drawing>
+      </w:r>
+    </w:p>
+    <w:p>
+      <w:pPr>
+        <w:jc w:val="center"/>
+      </w:pPr>
+      <w:r>
+        <w:rPr>
+          <w:rFonts w:ascii="Times New Roman" w:hAnsi="Times New Roman" w:eastAsia="微软雅黑"/>
+          <w:b w:val="0"/>
+          <w:color w:val="000000"/>
+          <w:sz w:val="18"/>
+        </w:rPr>
+        <w:t>图1 SpotBugs原生HTML报告中的版本、分析范围和告警统计</w:t>
+      </w:r>
+    </w:p>
+    <w:p>
+      <w:pPr>
+        <w:keepNext/>
+        <w:spacing w:before="180"/>
+      </w:pPr>
+      <w:r>
+        <w:rPr>
+          <w:rFonts w:ascii="Times New Roman" w:hAnsi="Times New Roman" w:eastAsia="微软雅黑"/>
+          <w:b/>
+          <w:color w:val="000000"/>
+          <w:sz w:val="26"/>
+        </w:rPr>
+        <w:t>3 SpotBugs告警核查</w:t>
+      </w:r>
+    </w:p>
+    <w:p>
+      <w:pPr/>
+      <w:r>
+        <w:rPr>
+          <w:rFonts w:ascii="Times New Roman" w:hAnsi="Times New Roman" w:eastAsia="微软雅黑"/>
+          <w:b w:val="0"/>
+          <w:color w:val="000000"/>
+          <w:sz w:val="22"/>
+        </w:rPr>
+        <w:t>15项告警均为EI_EXPOSE_REP2，即构造器保存外部可变对象引用。判定时结合依赖来源、字段访问范围、对象用途及配置修改位置，而非仅依据告警名称。结果如下。</w:t>
+      </w:r>
+    </w:p>
+    <w:tbl>
+      <w:tblPr>
+        <w:tblW w:type="auto" w:w="0"/>
+        <w:tblLayout w:type="fixed"/>
+        <w:tblLook w:firstColumn="1" w:firstRow="1" w:lastColumn="0" w:lastRow="0" w:noHBand="0" w:noVBand="1" w:val="04A0"/>
+      </w:tblPr>
+      <w:tblGrid>
+        <w:gridCol w:w="2464"/>
+        <w:gridCol w:w="2464"/>
+        <w:gridCol w:w="2464"/>
+        <w:gridCol w:w="2464"/>
+      </w:tblGrid>
+      <w:tr>
+        <w:trPr>
+          <w:tblHeader/>
+        </w:trPr>
+        <w:tc>
+          <w:tcPr>
+            <w:tcW w:type="dxa" w:w="3005"/>
+            <w:vAlign w:val="center"/>
+            <w:tcBorders>
+              <w:top w:val="single" w:color="D9D9D9" w:sz="4"/>
+              <w:bottom w:val="single" w:color="D9D9D9" w:sz="4"/>
+              <w:left w:val="single" w:color="D9D9D9" w:sz="4"/>
+              <w:right w:val="single" w:color="D9D9D9" w:sz="4"/>
+            </w:tcBorders>
+            <w:shd w:fill="DCE6F1"/>
+          </w:tcPr>
+          <w:p>
+            <w:pPr>
+              <w:spacing w:before="80" w:after="80" w:line="264" w:lineRule="auto"/>
+            </w:pPr>
+            <w:r>
+              <w:rPr>
+                <w:rFonts w:ascii="Times New Roman" w:hAnsi="Times New Roman" w:eastAsia="微软雅黑"/>
+                <w:b/>
+                <w:color w:val="000000"/>
+                <w:sz w:val="20"/>
+              </w:rPr>
+              <w:t>位置</w:t>
+            </w:r>
+          </w:p>
+        </w:tc>
+        <w:tc>
+          <w:tcPr>
+            <w:tcW w:type="dxa" w:w="794"/>
+            <w:vAlign w:val="center"/>
+            <w:tcBorders>
+              <w:top w:val="single" w:color="D9D9D9" w:sz="4"/>
+              <w:bottom w:val="single" w:color="D9D9D9" w:sz="4"/>
+              <w:left w:val="single" w:color="D9D9D9" w:sz="4"/>
+              <w:right w:val="single" w:color="D9D9D9" w:sz="4"/>
+            </w:tcBorders>
+            <w:shd w:fill="DCE6F1"/>
+          </w:tcPr>
+          <w:p>
+            <w:pPr>
+              <w:spacing w:before="80" w:after="80" w:line="264" w:lineRule="auto"/>
+              <w:jc w:val="center"/>
+            </w:pPr>
+            <w:r>
+              <w:rPr>
+                <w:rFonts w:ascii="Times New Roman" w:hAnsi="Times New Roman" w:eastAsia="微软雅黑"/>
+                <w:b/>
+                <w:color w:val="000000"/>
+                <w:sz w:val="20"/>
+              </w:rPr>
+              <w:t>数量</w:t>
+            </w:r>
+          </w:p>
+        </w:tc>
+        <w:tc>
+          <w:tcPr>
+            <w:tcW w:type="dxa" w:w="2324"/>
+            <w:vAlign w:val="center"/>
+            <w:tcBorders>
+              <w:top w:val="single" w:color="D9D9D9" w:sz="4"/>
+              <w:bottom w:val="single" w:color="D9D9D9" w:sz="4"/>
+              <w:left w:val="single" w:color="D9D9D9" w:sz="4"/>
+              <w:right w:val="single" w:color="D9D9D9" w:sz="4"/>
+            </w:tcBorders>
+            <w:shd w:fill="DCE6F1"/>
+          </w:tcPr>
+          <w:p>
+            <w:pPr>
+              <w:spacing w:before="80" w:after="80" w:line="264" w:lineRule="auto"/>
+            </w:pPr>
+            <w:r>
+              <w:rPr>
+                <w:rFonts w:ascii="Times New Roman" w:hAnsi="Times New Roman" w:eastAsia="微软雅黑"/>
+                <w:b/>
+                <w:color w:val="000000"/>
+                <w:sz w:val="20"/>
+              </w:rPr>
+              <w:t>人工判断</w:t>
+            </w:r>
+          </w:p>
+        </w:tc>
+        <w:tc>
+          <w:tcPr>
+            <w:tcW w:type="dxa" w:w="3061"/>
+            <w:vAlign w:val="center"/>
+            <w:tcBorders>
+              <w:top w:val="single" w:color="D9D9D9" w:sz="4"/>
+              <w:bottom w:val="single" w:color="D9D9D9" w:sz="4"/>
+              <w:left w:val="single" w:color="D9D9D9" w:sz="4"/>
+              <w:right w:val="single" w:color="D9D9D9" w:sz="4"/>
+            </w:tcBorders>
+            <w:shd w:fill="DCE6F1"/>
+          </w:tcPr>
+          <w:p>
+            <w:pPr>
+              <w:spacing w:before="80" w:after="80" w:line="264" w:lineRule="auto"/>
+            </w:pPr>
+            <w:r>
+              <w:rPr>
+                <w:rFonts w:ascii="Times New Roman" w:hAnsi="Times New Roman" w:eastAsia="微软雅黑"/>
+                <w:b/>
+                <w:color w:val="000000"/>
+                <w:sz w:val="20"/>
+              </w:rPr>
+              <w:t>处理</w:t>
+            </w:r>
+          </w:p>
+        </w:tc>
+      </w:tr>
       <w:tr>
         <w:tc>
           <w:tcPr>
-            <w:tcW w:type="dxa" w:w="2268"/>
+            <w:tcW w:type="dxa" w:w="3005"/>
+            <w:vAlign w:val="center"/>
             <w:tcBorders>
-              <w:top w:val="single" w:sz="4" w:color="D9D9D9"/>
-              <w:bottom w:val="single" w:sz="4" w:color="D9D9D9"/>
-              <w:left w:val="single" w:sz="4" w:color="D9D9D9"/>
-              <w:right w:val="single" w:sz="4" w:color="D9D9D9"/>
+              <w:top w:val="single" w:color="D9D9D9" w:sz="4"/>
+              <w:bottom w:val="single" w:color="D9D9D9" w:sz="4"/>
+              <w:left w:val="single" w:color="D9D9D9" w:sz="4"/>
+              <w:right w:val="single" w:color="D9D9D9" w:sz="4"/>
             </w:tcBorders>
           </w:tcPr>
           <w:p>
             <w:pPr>
-              <w:spacing w:after="80" w:before="80"/>
+              <w:spacing w:before="80" w:after="80" w:line="264" w:lineRule="auto"/>
             </w:pPr>
             <w:r>
               <w:rPr>
@@ -392,23 +708,25 @@
                 <w:color w:val="000000"/>
                 <w:sz w:val="20"/>
               </w:rPr>
-              <w:t>作者标注缺失</w:t>
+              <w:t>WebConfig的拦截器</w:t>
             </w:r>
           </w:p>
         </w:tc>
         <w:tc>
           <w:tcPr>
-            <w:tcW w:type="dxa" w:w="1134"/>
+            <w:tcW w:type="dxa" w:w="794"/>
+            <w:vAlign w:val="center"/>
             <w:tcBorders>
-              <w:top w:val="single" w:sz="4" w:color="D9D9D9"/>
-              <w:bottom w:val="single" w:sz="4" w:color="D9D9D9"/>
-              <w:left w:val="single" w:sz="4" w:color="D9D9D9"/>
-              <w:right w:val="single" w:sz="4" w:color="D9D9D9"/>
+              <w:top w:val="single" w:color="D9D9D9" w:sz="4"/>
+              <w:bottom w:val="single" w:color="D9D9D9" w:sz="4"/>
+              <w:left w:val="single" w:color="D9D9D9" w:sz="4"/>
+              <w:right w:val="single" w:color="D9D9D9" w:sz="4"/>
             </w:tcBorders>
           </w:tcPr>
           <w:p>
             <w:pPr>
-              <w:spacing w:after="80" w:before="80"/>
+              <w:spacing w:before="80" w:after="80" w:line="264" w:lineRule="auto"/>
+              <w:jc w:val="center"/>
             </w:pPr>
             <w:r>
               <w:rPr>
@@ -417,23 +735,24 @@
                 <w:color w:val="000000"/>
                 <w:sz w:val="20"/>
               </w:rPr>
-              <w:t>71</w:t>
+              <w:t>1</w:t>
             </w:r>
           </w:p>
         </w:tc>
         <w:tc>
           <w:tcPr>
-            <w:tcW w:type="dxa" w:w="4535"/>
+            <w:tcW w:type="dxa" w:w="2324"/>
+            <w:vAlign w:val="center"/>
             <w:tcBorders>
-              <w:top w:val="single" w:sz="4" w:color="D9D9D9"/>
-              <w:bottom w:val="single" w:sz="4" w:color="D9D9D9"/>
-              <w:left w:val="single" w:sz="4" w:color="D9D9D9"/>
-              <w:right w:val="single" w:sz="4" w:color="D9D9D9"/>
+              <w:top w:val="single" w:color="D9D9D9" w:sz="4"/>
+              <w:bottom w:val="single" w:color="D9D9D9" w:sz="4"/>
+              <w:left w:val="single" w:color="D9D9D9" w:sz="4"/>
+              <w:right w:val="single" w:color="D9D9D9" w:sz="4"/>
             </w:tcBorders>
           </w:tcPr>
           <w:p>
             <w:pPr>
-              <w:spacing w:after="80" w:before="80"/>
+              <w:spacing w:before="80" w:after="80" w:line="264" w:lineRule="auto"/>
             </w:pPr>
             <w:r>
               <w:rPr>
@@ -442,23 +761,24 @@
                 <w:color w:val="000000"/>
                 <w:sz w:val="20"/>
               </w:rPr>
-              <w:t>统一标注Keyboard MES项目组</w:t>
+              <w:t>框架场景误报</w:t>
             </w:r>
           </w:p>
         </w:tc>
         <w:tc>
           <w:tcPr>
-            <w:tcW w:type="dxa" w:w="1134"/>
+            <w:tcW w:type="dxa" w:w="3061"/>
+            <w:vAlign w:val="center"/>
             <w:tcBorders>
-              <w:top w:val="single" w:sz="4" w:color="D9D9D9"/>
-              <w:bottom w:val="single" w:sz="4" w:color="D9D9D9"/>
-              <w:left w:val="single" w:sz="4" w:color="D9D9D9"/>
-              <w:right w:val="single" w:sz="4" w:color="D9D9D9"/>
+              <w:top w:val="single" w:color="D9D9D9" w:sz="4"/>
+              <w:bottom w:val="single" w:color="D9D9D9" w:sz="4"/>
+              <w:left w:val="single" w:color="D9D9D9" w:sz="4"/>
+              <w:right w:val="single" w:color="D9D9D9" w:sz="4"/>
             </w:tcBorders>
           </w:tcPr>
           <w:p>
             <w:pPr>
-              <w:spacing w:after="80" w:before="80"/>
+              <w:spacing w:before="80" w:after="80" w:line="264" w:lineRule="auto"/>
             </w:pPr>
             <w:r>
               <w:rPr>
@@ -467,7 +787,7 @@
                 <w:color w:val="000000"/>
                 <w:sz w:val="20"/>
               </w:rPr>
-              <w:t>0</w:t>
+              <w:t>保留Spring注入与MVC注册</w:t>
             </w:r>
           </w:p>
         </w:tc>
@@ -475,17 +795,18 @@
       <w:tr>
         <w:tc>
           <w:tcPr>
-            <w:tcW w:type="dxa" w:w="2268"/>
+            <w:tcW w:type="dxa" w:w="3005"/>
+            <w:vAlign w:val="center"/>
             <w:tcBorders>
-              <w:top w:val="single" w:sz="4" w:color="D9D9D9"/>
-              <w:bottom w:val="single" w:sz="4" w:color="D9D9D9"/>
-              <w:left w:val="single" w:sz="4" w:color="D9D9D9"/>
-              <w:right w:val="single" w:sz="4" w:color="D9D9D9"/>
+              <w:top w:val="single" w:color="D9D9D9" w:sz="4"/>
+              <w:bottom w:val="single" w:color="D9D9D9" w:sz="4"/>
+              <w:left w:val="single" w:color="D9D9D9" w:sz="4"/>
+              <w:right w:val="single" w:color="D9D9D9" w:sz="4"/>
             </w:tcBorders>
           </w:tcPr>
           <w:p>
             <w:pPr>
-              <w:spacing w:after="80" w:before="80"/>
+              <w:spacing w:before="80" w:after="80" w:line="264" w:lineRule="auto"/>
             </w:pPr>
             <w:r>
               <w:rPr>
@@ -494,23 +815,25 @@
                 <w:color w:val="000000"/>
                 <w:sz w:val="20"/>
               </w:rPr>
-              <w:t>常量未命名</w:t>
+              <w:t>ReportServiceImpl的Mapper</w:t>
             </w:r>
           </w:p>
         </w:tc>
         <w:tc>
           <w:tcPr>
-            <w:tcW w:type="dxa" w:w="1134"/>
+            <w:tcW w:type="dxa" w:w="794"/>
+            <w:vAlign w:val="center"/>
             <w:tcBorders>
-              <w:top w:val="single" w:sz="4" w:color="D9D9D9"/>
-              <w:bottom w:val="single" w:sz="4" w:color="D9D9D9"/>
-              <w:left w:val="single" w:sz="4" w:color="D9D9D9"/>
-              <w:right w:val="single" w:sz="4" w:color="D9D9D9"/>
+              <w:top w:val="single" w:color="D9D9D9" w:sz="4"/>
+              <w:bottom w:val="single" w:color="D9D9D9" w:sz="4"/>
+              <w:left w:val="single" w:color="D9D9D9" w:sz="4"/>
+              <w:right w:val="single" w:color="D9D9D9" w:sz="4"/>
             </w:tcBorders>
           </w:tcPr>
           <w:p>
             <w:pPr>
-              <w:spacing w:after="80" w:before="80"/>
+              <w:spacing w:before="80" w:after="80" w:line="264" w:lineRule="auto"/>
+              <w:jc w:val="center"/>
             </w:pPr>
             <w:r>
               <w:rPr>
@@ -519,23 +842,24 @@
                 <w:color w:val="000000"/>
                 <w:sz w:val="20"/>
               </w:rPr>
-              <w:t>16</w:t>
+              <w:t>6</w:t>
             </w:r>
           </w:p>
         </w:tc>
         <w:tc>
           <w:tcPr>
-            <w:tcW w:type="dxa" w:w="4535"/>
+            <w:tcW w:type="dxa" w:w="2324"/>
+            <w:vAlign w:val="center"/>
             <w:tcBorders>
-              <w:top w:val="single" w:sz="4" w:color="D9D9D9"/>
-              <w:bottom w:val="single" w:sz="4" w:color="D9D9D9"/>
-              <w:left w:val="single" w:sz="4" w:color="D9D9D9"/>
-              <w:right w:val="single" w:sz="4" w:color="D9D9D9"/>
+              <w:top w:val="single" w:color="D9D9D9" w:sz="4"/>
+              <w:bottom w:val="single" w:color="D9D9D9" w:sz="4"/>
+              <w:left w:val="single" w:color="D9D9D9" w:sz="4"/>
+              <w:right w:val="single" w:color="D9D9D9" w:sz="4"/>
             </w:tcBorders>
           </w:tcPr>
           <w:p>
             <w:pPr>
-              <w:spacing w:after="80" w:before="80"/>
+              <w:spacing w:before="80" w:after="80" w:line="264" w:lineRule="auto"/>
             </w:pPr>
             <w:r>
               <w:rPr>
@@ -544,23 +868,24 @@
                 <w:color w:val="000000"/>
                 <w:sz w:val="20"/>
               </w:rPr>
-              <w:t>提取请求方法、角色和周期等具名常量</w:t>
+              <w:t>框架场景误报</w:t>
             </w:r>
           </w:p>
         </w:tc>
         <w:tc>
           <w:tcPr>
-            <w:tcW w:type="dxa" w:w="1134"/>
+            <w:tcW w:type="dxa" w:w="3061"/>
+            <w:vAlign w:val="center"/>
             <w:tcBorders>
-              <w:top w:val="single" w:sz="4" w:color="D9D9D9"/>
-              <w:bottom w:val="single" w:sz="4" w:color="D9D9D9"/>
-              <w:left w:val="single" w:sz="4" w:color="D9D9D9"/>
-              <w:right w:val="single" w:sz="4" w:color="D9D9D9"/>
+              <w:top w:val="single" w:color="D9D9D9" w:sz="4"/>
+              <w:bottom w:val="single" w:color="D9D9D9" w:sz="4"/>
+              <w:left w:val="single" w:color="D9D9D9" w:sz="4"/>
+              <w:right w:val="single" w:color="D9D9D9" w:sz="4"/>
             </w:tcBorders>
           </w:tcPr>
           <w:p>
             <w:pPr>
-              <w:spacing w:after="80" w:before="80"/>
+              <w:spacing w:before="80" w:after="80" w:line="264" w:lineRule="auto"/>
             </w:pPr>
             <w:r>
               <w:rPr>
@@ -569,7 +894,7 @@
                 <w:color w:val="000000"/>
                 <w:sz w:val="20"/>
               </w:rPr>
-              <w:t>0</w:t>
+              <w:t>保留MyBatis代理</w:t>
             </w:r>
           </w:p>
         </w:tc>
@@ -577,17 +902,18 @@
       <w:tr>
         <w:tc>
           <w:tcPr>
-            <w:tcW w:type="dxa" w:w="2268"/>
+            <w:tcW w:type="dxa" w:w="3005"/>
+            <w:vAlign w:val="center"/>
             <w:tcBorders>
-              <w:top w:val="single" w:sz="4" w:color="D9D9D9"/>
-              <w:bottom w:val="single" w:sz="4" w:color="D9D9D9"/>
-              <w:left w:val="single" w:sz="4" w:color="D9D9D9"/>
-              <w:right w:val="single" w:sz="4" w:color="D9D9D9"/>
+              <w:top w:val="single" w:color="D9D9D9" w:sz="4"/>
+              <w:bottom w:val="single" w:color="D9D9D9" w:sz="4"/>
+              <w:left w:val="single" w:color="D9D9D9" w:sz="4"/>
+              <w:right w:val="single" w:color="D9D9D9" w:sz="4"/>
             </w:tcBorders>
           </w:tcPr>
           <w:p>
             <w:pPr>
-              <w:spacing w:after="80" w:before="80"/>
+              <w:spacing w:before="80" w:after="80" w:line="264" w:lineRule="auto"/>
             </w:pPr>
             <w:r>
               <w:rPr>
@@ -596,23 +922,239 @@
                 <w:color w:val="000000"/>
                 <w:sz w:val="20"/>
               </w:rPr>
-              <w:t>集合未指定初始容量</w:t>
+              <w:t>TraceServiceImpl的Mapper</w:t>
             </w:r>
           </w:p>
         </w:tc>
         <w:tc>
           <w:tcPr>
-            <w:tcW w:type="dxa" w:w="1134"/>
+            <w:tcW w:type="dxa" w:w="794"/>
+            <w:vAlign w:val="center"/>
             <w:tcBorders>
-              <w:top w:val="single" w:sz="4" w:color="D9D9D9"/>
-              <w:bottom w:val="single" w:sz="4" w:color="D9D9D9"/>
-              <w:left w:val="single" w:sz="4" w:color="D9D9D9"/>
-              <w:right w:val="single" w:sz="4" w:color="D9D9D9"/>
+              <w:top w:val="single" w:color="D9D9D9" w:sz="4"/>
+              <w:bottom w:val="single" w:color="D9D9D9" w:sz="4"/>
+              <w:left w:val="single" w:color="D9D9D9" w:sz="4"/>
+              <w:right w:val="single" w:color="D9D9D9" w:sz="4"/>
             </w:tcBorders>
           </w:tcPr>
           <w:p>
             <w:pPr>
-              <w:spacing w:after="80" w:before="80"/>
+              <w:spacing w:before="80" w:after="80" w:line="264" w:lineRule="auto"/>
+              <w:jc w:val="center"/>
+            </w:pPr>
+            <w:r>
+              <w:rPr>
+                <w:rFonts w:ascii="Times New Roman" w:hAnsi="Times New Roman" w:eastAsia="微软雅黑"/>
+                <w:b w:val="0"/>
+                <w:color w:val="000000"/>
+                <w:sz w:val="20"/>
+              </w:rPr>
+              <w:t>5</w:t>
+            </w:r>
+          </w:p>
+        </w:tc>
+        <w:tc>
+          <w:tcPr>
+            <w:tcW w:type="dxa" w:w="2324"/>
+            <w:vAlign w:val="center"/>
+            <w:tcBorders>
+              <w:top w:val="single" w:color="D9D9D9" w:sz="4"/>
+              <w:bottom w:val="single" w:color="D9D9D9" w:sz="4"/>
+              <w:left w:val="single" w:color="D9D9D9" w:sz="4"/>
+              <w:right w:val="single" w:color="D9D9D9" w:sz="4"/>
+            </w:tcBorders>
+          </w:tcPr>
+          <w:p>
+            <w:pPr>
+              <w:spacing w:before="80" w:after="80" w:line="264" w:lineRule="auto"/>
+            </w:pPr>
+            <w:r>
+              <w:rPr>
+                <w:rFonts w:ascii="Times New Roman" w:hAnsi="Times New Roman" w:eastAsia="微软雅黑"/>
+                <w:b w:val="0"/>
+                <w:color w:val="000000"/>
+                <w:sz w:val="20"/>
+              </w:rPr>
+              <w:t>框架场景误报</w:t>
+            </w:r>
+          </w:p>
+        </w:tc>
+        <w:tc>
+          <w:tcPr>
+            <w:tcW w:type="dxa" w:w="3061"/>
+            <w:vAlign w:val="center"/>
+            <w:tcBorders>
+              <w:top w:val="single" w:color="D9D9D9" w:sz="4"/>
+              <w:bottom w:val="single" w:color="D9D9D9" w:sz="4"/>
+              <w:left w:val="single" w:color="D9D9D9" w:sz="4"/>
+              <w:right w:val="single" w:color="D9D9D9" w:sz="4"/>
+            </w:tcBorders>
+          </w:tcPr>
+          <w:p>
+            <w:pPr>
+              <w:spacing w:before="80" w:after="80" w:line="264" w:lineRule="auto"/>
+            </w:pPr>
+            <w:r>
+              <w:rPr>
+                <w:rFonts w:ascii="Times New Roman" w:hAnsi="Times New Roman" w:eastAsia="微软雅黑"/>
+                <w:b w:val="0"/>
+                <w:color w:val="000000"/>
+                <w:sz w:val="20"/>
+              </w:rPr>
+              <w:t>保留MyBatis代理</w:t>
+            </w:r>
+          </w:p>
+        </w:tc>
+      </w:tr>
+      <w:tr>
+        <w:tc>
+          <w:tcPr>
+            <w:tcW w:type="dxa" w:w="3005"/>
+            <w:vAlign w:val="center"/>
+            <w:tcBorders>
+              <w:top w:val="single" w:color="D9D9D9" w:sz="4"/>
+              <w:bottom w:val="single" w:color="D9D9D9" w:sz="4"/>
+              <w:left w:val="single" w:color="D9D9D9" w:sz="4"/>
+              <w:right w:val="single" w:color="D9D9D9" w:sz="4"/>
+            </w:tcBorders>
+          </w:tcPr>
+          <w:p>
+            <w:pPr>
+              <w:spacing w:before="80" w:after="80" w:line="264" w:lineRule="auto"/>
+            </w:pPr>
+            <w:r>
+              <w:rPr>
+                <w:rFonts w:ascii="Times New Roman" w:hAnsi="Times New Roman" w:eastAsia="微软雅黑"/>
+                <w:b w:val="0"/>
+                <w:color w:val="000000"/>
+                <w:sz w:val="20"/>
+              </w:rPr>
+              <w:t>MesShiroRealm的Mapper</w:t>
+            </w:r>
+          </w:p>
+        </w:tc>
+        <w:tc>
+          <w:tcPr>
+            <w:tcW w:type="dxa" w:w="794"/>
+            <w:vAlign w:val="center"/>
+            <w:tcBorders>
+              <w:top w:val="single" w:color="D9D9D9" w:sz="4"/>
+              <w:bottom w:val="single" w:color="D9D9D9" w:sz="4"/>
+              <w:left w:val="single" w:color="D9D9D9" w:sz="4"/>
+              <w:right w:val="single" w:color="D9D9D9" w:sz="4"/>
+            </w:tcBorders>
+          </w:tcPr>
+          <w:p>
+            <w:pPr>
+              <w:spacing w:before="80" w:after="80" w:line="264" w:lineRule="auto"/>
+              <w:jc w:val="center"/>
+            </w:pPr>
+            <w:r>
+              <w:rPr>
+                <w:rFonts w:ascii="Times New Roman" w:hAnsi="Times New Roman" w:eastAsia="微软雅黑"/>
+                <w:b w:val="0"/>
+                <w:color w:val="000000"/>
+                <w:sz w:val="20"/>
+              </w:rPr>
+              <w:t>1</w:t>
+            </w:r>
+          </w:p>
+        </w:tc>
+        <w:tc>
+          <w:tcPr>
+            <w:tcW w:type="dxa" w:w="2324"/>
+            <w:vAlign w:val="center"/>
+            <w:tcBorders>
+              <w:top w:val="single" w:color="D9D9D9" w:sz="4"/>
+              <w:bottom w:val="single" w:color="D9D9D9" w:sz="4"/>
+              <w:left w:val="single" w:color="D9D9D9" w:sz="4"/>
+              <w:right w:val="single" w:color="D9D9D9" w:sz="4"/>
+            </w:tcBorders>
+          </w:tcPr>
+          <w:p>
+            <w:pPr>
+              <w:spacing w:before="80" w:after="80" w:line="264" w:lineRule="auto"/>
+            </w:pPr>
+            <w:r>
+              <w:rPr>
+                <w:rFonts w:ascii="Times New Roman" w:hAnsi="Times New Roman" w:eastAsia="微软雅黑"/>
+                <w:b w:val="0"/>
+                <w:color w:val="000000"/>
+                <w:sz w:val="20"/>
+              </w:rPr>
+              <w:t>框架场景误报</w:t>
+            </w:r>
+          </w:p>
+        </w:tc>
+        <w:tc>
+          <w:tcPr>
+            <w:tcW w:type="dxa" w:w="3061"/>
+            <w:vAlign w:val="center"/>
+            <w:tcBorders>
+              <w:top w:val="single" w:color="D9D9D9" w:sz="4"/>
+              <w:bottom w:val="single" w:color="D9D9D9" w:sz="4"/>
+              <w:left w:val="single" w:color="D9D9D9" w:sz="4"/>
+              <w:right w:val="single" w:color="D9D9D9" w:sz="4"/>
+            </w:tcBorders>
+          </w:tcPr>
+          <w:p>
+            <w:pPr>
+              <w:spacing w:before="80" w:after="80" w:line="264" w:lineRule="auto"/>
+            </w:pPr>
+            <w:r>
+              <w:rPr>
+                <w:rFonts w:ascii="Times New Roman" w:hAnsi="Times New Roman" w:eastAsia="微软雅黑"/>
+                <w:b w:val="0"/>
+                <w:color w:val="000000"/>
+                <w:sz w:val="20"/>
+              </w:rPr>
+              <w:t>保留Bean工厂注入</w:t>
+            </w:r>
+          </w:p>
+        </w:tc>
+      </w:tr>
+      <w:tr>
+        <w:tc>
+          <w:tcPr>
+            <w:tcW w:type="dxa" w:w="3005"/>
+            <w:vAlign w:val="center"/>
+            <w:tcBorders>
+              <w:top w:val="single" w:color="D9D9D9" w:sz="4"/>
+              <w:bottom w:val="single" w:color="D9D9D9" w:sz="4"/>
+              <w:left w:val="single" w:color="D9D9D9" w:sz="4"/>
+              <w:right w:val="single" w:color="D9D9D9" w:sz="4"/>
+            </w:tcBorders>
+          </w:tcPr>
+          <w:p>
+            <w:pPr>
+              <w:spacing w:before="80" w:after="80" w:line="264" w:lineRule="auto"/>
+            </w:pPr>
+            <w:r>
+              <w:rPr>
+                <w:rFonts w:ascii="Times New Roman" w:hAnsi="Times New Roman" w:eastAsia="微软雅黑"/>
+                <w:b w:val="0"/>
+                <w:color w:val="000000"/>
+                <w:sz w:val="20"/>
+              </w:rPr>
+              <w:t>AuthSessionService的共享组件</w:t>
+            </w:r>
+          </w:p>
+        </w:tc>
+        <w:tc>
+          <w:tcPr>
+            <w:tcW w:type="dxa" w:w="794"/>
+            <w:vAlign w:val="center"/>
+            <w:tcBorders>
+              <w:top w:val="single" w:color="D9D9D9" w:sz="4"/>
+              <w:bottom w:val="single" w:color="D9D9D9" w:sz="4"/>
+              <w:left w:val="single" w:color="D9D9D9" w:sz="4"/>
+              <w:right w:val="single" w:color="D9D9D9" w:sz="4"/>
+            </w:tcBorders>
+          </w:tcPr>
+          <w:p>
+            <w:pPr>
+              <w:spacing w:before="80" w:after="80" w:line="264" w:lineRule="auto"/>
+              <w:jc w:val="center"/>
             </w:pPr>
             <w:r>
               <w:rPr>
@@ -627,17 +1169,18 @@
         </w:tc>
         <w:tc>
           <w:tcPr>
-            <w:tcW w:type="dxa" w:w="4535"/>
+            <w:tcW w:type="dxa" w:w="2324"/>
+            <w:vAlign w:val="center"/>
             <w:tcBorders>
-              <w:top w:val="single" w:sz="4" w:color="D9D9D9"/>
-              <w:bottom w:val="single" w:sz="4" w:color="D9D9D9"/>
-              <w:left w:val="single" w:sz="4" w:color="D9D9D9"/>
-              <w:right w:val="single" w:sz="4" w:color="D9D9D9"/>
+              <w:top w:val="single" w:color="D9D9D9" w:sz="4"/>
+              <w:bottom w:val="single" w:color="D9D9D9" w:sz="4"/>
+              <w:left w:val="single" w:color="D9D9D9" w:sz="4"/>
+              <w:right w:val="single" w:color="D9D9D9" w:sz="4"/>
             </w:tcBorders>
           </w:tcPr>
           <w:p>
             <w:pPr>
-              <w:spacing w:after="80" w:before="80"/>
+              <w:spacing w:before="80" w:after="80" w:line="264" w:lineRule="auto"/>
             </w:pPr>
             <w:r>
               <w:rPr>
@@ -646,23 +1189,24 @@
                 <w:color w:val="000000"/>
                 <w:sz w:val="20"/>
               </w:rPr>
-              <w:t>按权限映射规模指定容量</w:t>
+              <w:t>设计风险保留</w:t>
             </w:r>
           </w:p>
         </w:tc>
         <w:tc>
           <w:tcPr>
-            <w:tcW w:type="dxa" w:w="1134"/>
+            <w:tcW w:type="dxa" w:w="3061"/>
+            <w:vAlign w:val="center"/>
             <w:tcBorders>
-              <w:top w:val="single" w:sz="4" w:color="D9D9D9"/>
-              <w:bottom w:val="single" w:sz="4" w:color="D9D9D9"/>
-              <w:left w:val="single" w:sz="4" w:color="D9D9D9"/>
-              <w:right w:val="single" w:sz="4" w:color="D9D9D9"/>
+              <w:top w:val="single" w:color="D9D9D9" w:sz="4"/>
+              <w:bottom w:val="single" w:color="D9D9D9" w:sz="4"/>
+              <w:left w:val="single" w:color="D9D9D9" w:sz="4"/>
+              <w:right w:val="single" w:color="D9D9D9" w:sz="4"/>
             </w:tcBorders>
           </w:tcPr>
           <w:p>
             <w:pPr>
-              <w:spacing w:after="80" w:before="80"/>
+              <w:spacing w:before="80" w:after="80" w:line="264" w:lineRule="auto"/>
             </w:pPr>
             <w:r>
               <w:rPr>
@@ -671,225 +1215,15 @@
                 <w:color w:val="000000"/>
                 <w:sz w:val="20"/>
               </w:rPr>
-              <w:t>0</w:t>
-            </w:r>
-          </w:p>
-        </w:tc>
-      </w:tr>
-      <w:tr>
-        <w:tc>
-          <w:tcPr>
-            <w:tcW w:type="dxa" w:w="2268"/>
-            <w:tcBorders>
-              <w:top w:val="single" w:sz="4" w:color="D9D9D9"/>
-              <w:bottom w:val="single" w:sz="4" w:color="D9D9D9"/>
-              <w:left w:val="single" w:sz="4" w:color="D9D9D9"/>
-              <w:right w:val="single" w:sz="4" w:color="D9D9D9"/>
-            </w:tcBorders>
-          </w:tcPr>
-          <w:p>
-            <w:pPr>
-              <w:spacing w:after="80" w:before="80"/>
-            </w:pPr>
-            <w:r>
-              <w:rPr>
-                <w:rFonts w:ascii="Times New Roman" w:hAnsi="Times New Roman" w:eastAsia="微软雅黑"/>
-                <w:b w:val="0"/>
-                <w:color w:val="000000"/>
-                <w:sz w:val="20"/>
-              </w:rPr>
-              <w:t>方法超过建议长度</w:t>
-            </w:r>
-          </w:p>
-        </w:tc>
-        <w:tc>
-          <w:tcPr>
-            <w:tcW w:type="dxa" w:w="1134"/>
-            <w:tcBorders>
-              <w:top w:val="single" w:sz="4" w:color="D9D9D9"/>
-              <w:bottom w:val="single" w:sz="4" w:color="D9D9D9"/>
-              <w:left w:val="single" w:sz="4" w:color="D9D9D9"/>
-              <w:right w:val="single" w:sz="4" w:color="D9D9D9"/>
-            </w:tcBorders>
-          </w:tcPr>
-          <w:p>
-            <w:pPr>
-              <w:spacing w:after="80" w:before="80"/>
-            </w:pPr>
-            <w:r>
-              <w:rPr>
-                <w:rFonts w:ascii="Times New Roman" w:hAnsi="Times New Roman" w:eastAsia="微软雅黑"/>
-                <w:b w:val="0"/>
-                <w:color w:val="000000"/>
-                <w:sz w:val="20"/>
-              </w:rPr>
-              <w:t>1</w:t>
-            </w:r>
-          </w:p>
-        </w:tc>
-        <w:tc>
-          <w:tcPr>
-            <w:tcW w:type="dxa" w:w="4535"/>
-            <w:tcBorders>
-              <w:top w:val="single" w:sz="4" w:color="D9D9D9"/>
-              <w:bottom w:val="single" w:sz="4" w:color="D9D9D9"/>
-              <w:left w:val="single" w:sz="4" w:color="D9D9D9"/>
-              <w:right w:val="single" w:sz="4" w:color="D9D9D9"/>
-            </w:tcBorders>
-          </w:tcPr>
-          <w:p>
-            <w:pPr>
-              <w:spacing w:after="80" w:before="80"/>
-            </w:pPr>
-            <w:r>
-              <w:rPr>
-                <w:rFonts w:ascii="Times New Roman" w:hAnsi="Times New Roman" w:eastAsia="微软雅黑"/>
-                <w:b w:val="0"/>
-                <w:color w:val="000000"/>
-                <w:sz w:val="20"/>
-              </w:rPr>
-              <w:t>提取缺陷和趋势聚合方法</w:t>
-            </w:r>
-          </w:p>
-        </w:tc>
-        <w:tc>
-          <w:tcPr>
-            <w:tcW w:type="dxa" w:w="1134"/>
-            <w:tcBorders>
-              <w:top w:val="single" w:sz="4" w:color="D9D9D9"/>
-              <w:bottom w:val="single" w:sz="4" w:color="D9D9D9"/>
-              <w:left w:val="single" w:sz="4" w:color="D9D9D9"/>
-              <w:right w:val="single" w:sz="4" w:color="D9D9D9"/>
-            </w:tcBorders>
-          </w:tcPr>
-          <w:p>
-            <w:pPr>
-              <w:spacing w:after="80" w:before="80"/>
-            </w:pPr>
-            <w:r>
-              <w:rPr>
-                <w:rFonts w:ascii="Times New Roman" w:hAnsi="Times New Roman" w:eastAsia="微软雅黑"/>
-                <w:b w:val="0"/>
-                <w:color w:val="000000"/>
-                <w:sz w:val="20"/>
-              </w:rPr>
-              <w:t>0</w:t>
-            </w:r>
-          </w:p>
-        </w:tc>
-      </w:tr>
-      <w:tr>
-        <w:tc>
-          <w:tcPr>
-            <w:tcW w:type="dxa" w:w="2268"/>
-            <w:tcBorders>
-              <w:top w:val="single" w:sz="4" w:color="D9D9D9"/>
-              <w:bottom w:val="single" w:sz="4" w:color="D9D9D9"/>
-              <w:left w:val="single" w:sz="4" w:color="D9D9D9"/>
-              <w:right w:val="single" w:sz="4" w:color="D9D9D9"/>
-            </w:tcBorders>
-          </w:tcPr>
-          <w:p>
-            <w:pPr>
-              <w:spacing w:after="80" w:before="80"/>
-            </w:pPr>
-            <w:r>
-              <w:rPr>
-                <w:rFonts w:ascii="Times New Roman" w:hAnsi="Times New Roman" w:eastAsia="微软雅黑"/>
-                <w:b w:val="0"/>
-                <w:color w:val="000000"/>
-                <w:sz w:val="20"/>
-              </w:rPr>
-              <w:t>合计</w:t>
-            </w:r>
-          </w:p>
-        </w:tc>
-        <w:tc>
-          <w:tcPr>
-            <w:tcW w:type="dxa" w:w="1134"/>
-            <w:tcBorders>
-              <w:top w:val="single" w:sz="4" w:color="D9D9D9"/>
-              <w:bottom w:val="single" w:sz="4" w:color="D9D9D9"/>
-              <w:left w:val="single" w:sz="4" w:color="D9D9D9"/>
-              <w:right w:val="single" w:sz="4" w:color="D9D9D9"/>
-            </w:tcBorders>
-          </w:tcPr>
-          <w:p>
-            <w:pPr>
-              <w:spacing w:after="80" w:before="80"/>
-            </w:pPr>
-            <w:r>
-              <w:rPr>
-                <w:rFonts w:ascii="Times New Roman" w:hAnsi="Times New Roman" w:eastAsia="微软雅黑"/>
-                <w:b w:val="0"/>
-                <w:color w:val="000000"/>
-                <w:sz w:val="20"/>
-              </w:rPr>
-              <w:t>208</w:t>
-            </w:r>
-          </w:p>
-        </w:tc>
-        <w:tc>
-          <w:tcPr>
-            <w:tcW w:type="dxa" w:w="4535"/>
-            <w:tcBorders>
-              <w:top w:val="single" w:sz="4" w:color="D9D9D9"/>
-              <w:bottom w:val="single" w:sz="4" w:color="D9D9D9"/>
-              <w:left w:val="single" w:sz="4" w:color="D9D9D9"/>
-              <w:right w:val="single" w:sz="4" w:color="D9D9D9"/>
-            </w:tcBorders>
-          </w:tcPr>
-          <w:p>
-            <w:pPr>
-              <w:spacing w:after="80" w:before="80"/>
-            </w:pPr>
-            <w:r>
-              <w:rPr>
-                <w:rFonts w:ascii="Times New Roman" w:hAnsi="Times New Roman" w:eastAsia="微软雅黑"/>
-                <w:b w:val="0"/>
-                <w:color w:val="000000"/>
-                <w:sz w:val="20"/>
-              </w:rPr>
-              <w:t>完成同范围复查</w:t>
-            </w:r>
-          </w:p>
-        </w:tc>
-        <w:tc>
-          <w:tcPr>
-            <w:tcW w:type="dxa" w:w="1134"/>
-            <w:tcBorders>
-              <w:top w:val="single" w:sz="4" w:color="D9D9D9"/>
-              <w:bottom w:val="single" w:sz="4" w:color="D9D9D9"/>
-              <w:left w:val="single" w:sz="4" w:color="D9D9D9"/>
-              <w:right w:val="single" w:sz="4" w:color="D9D9D9"/>
-            </w:tcBorders>
-          </w:tcPr>
-          <w:p>
-            <w:pPr>
-              <w:spacing w:after="80" w:before="80"/>
-            </w:pPr>
-            <w:r>
-              <w:rPr>
-                <w:rFonts w:ascii="Times New Roman" w:hAnsi="Times New Roman" w:eastAsia="微软雅黑"/>
-                <w:b w:val="0"/>
-                <w:color w:val="000000"/>
-                <w:sz w:val="20"/>
-              </w:rPr>
-              <w:t>0</w:t>
+              <w:t>维持初始化后配置稳定</w:t>
             </w:r>
           </w:p>
         </w:tc>
       </w:tr>
     </w:tbl>
+    <w:p/>
     <w:p>
-      <w:pPr>
-        <w:spacing w:line="259" w:lineRule="auto" w:after="100"/>
-      </w:pPr>
-    </w:p>
-    <w:p>
-      <w:pPr>
-        <w:spacing w:line="259" w:lineRule="auto" w:after="100"/>
-      </w:pPr>
+      <w:pPr/>
       <w:r>
         <w:rPr>
           <w:rFonts w:ascii="Times New Roman" w:hAnsi="Times New Roman" w:eastAsia="微软雅黑"/>
@@ -897,13 +1231,37 @@
           <w:color w:val="000000"/>
           <w:sz w:val="22"/>
         </w:rPr>
-        <w:t>以生产质量报表的quality方法为例，原方法集中处理缺陷分类和日趋势统计，长度超过80行。改进后分别由buildDefectMap和buildTrendMap完成对应聚合，原计算顺序、筛选条件及返回结构保持一致。权限拦截器中的HTTP方法和路径模式也改为具名常量，便于核对各角色允许访问的操作。</w:t>
+        <w:t>前13项保存的是容器管理的协作对象，字段均为private final，未发现对外返回这些依赖的接口。Mapper本身是数据库代理，拦截器须注册到MVC；复制这些对象不符合现有框架协作方式。因此在当前项目使用场景下判为误报，不据此改变构造器注入。</w:t>
+      </w:r>
+    </w:p>
+    <w:p>
+      <w:pPr/>
+      <w:r>
+        <w:rPr>
+          <w:rFonts w:ascii="Times New Roman" w:hAnsi="Times New Roman" w:eastAsia="微软雅黑"/>
+          <w:b w:val="0"/>
+          <w:color w:val="000000"/>
+          <w:sz w:val="22"/>
+        </w:rPr>
+        <w:t>另外2项涉及ObjectMapper和StringRedisTemplate。项目使用它们进行JSON转换和Redis数据访问，未发现运行期重新配置连接工厂、序列化器或JSON规则的调用，但对象共享与配置可变性客观存在。因此这2项不计为误报，保留当前设计风险：组件应在初始化时完成配置，开始处理请求后不得随意重配置。若后续增加动态配置功能，应重新评估并明确隔离方式。</w:t>
+      </w:r>
+    </w:p>
+    <w:p>
+      <w:pPr/>
+      <w:r>
+        <w:rPr>
+          <w:rFonts w:ascii="Times New Roman" w:hAnsi="Times New Roman" w:eastAsia="微软雅黑"/>
+          <w:b w:val="0"/>
+          <w:color w:val="000000"/>
+          <w:sz w:val="22"/>
+        </w:rPr>
+        <w:t>误报率按“误报数除以已核查告警数”计算，为13/15=86.7%；设计风险为2项，确认需要修复的源码缺陷为0项。该比例仅针对本次EI_EXPOSE_REP2告警，不表示SpotBugs整体准确率。阿里规约未产生告警，误报率不适用。</w:t>
       </w:r>
     </w:p>
     <w:p>
       <w:pPr>
         <w:keepNext/>
-        <w:spacing w:before="180" w:line="259" w:lineRule="auto" w:after="100"/>
+        <w:spacing w:before="180"/>
       </w:pPr>
       <w:r>
         <w:rPr>
@@ -912,13 +1270,11 @@
           <w:color w:val="000000"/>
           <w:sz w:val="26"/>
         </w:rPr>
-        <w:t>4 复查与误报率</w:t>
+        <w:t>4 历史修正与结果衔接</w:t>
       </w:r>
     </w:p>
     <w:p>
-      <w:pPr>
-        <w:spacing w:line="259" w:lineRule="auto" w:after="100"/>
-      </w:pPr>
+      <w:pPr/>
       <w:r>
         <w:rPr>
           <w:rFonts w:ascii="Times New Roman" w:hAnsi="Times New Roman" w:eastAsia="微软雅黑"/>
@@ -926,13 +1282,11 @@
           <w:color w:val="000000"/>
           <w:sz w:val="22"/>
         </w:rPr>
-        <w:t>P3C告警208项均完成核查，确认规约不符合208项，误报0项，按“误报数除以已核查告警数”计算，误报率为0%。该比例仅针对本次规约告警，不表示检测工具能够发现所有代码问题。</w:t>
+        <w:t>此前阿里规约扫描发现208项不符合，涉及接口Javadoc、作者标注、常量、集合容量和方法长度；完成修正后复查为0项。本次重新扫描仍为0项，说明当前代码在同一组已启用规则下保持原有结果。</w:t>
       </w:r>
     </w:p>
     <w:p>
-      <w:pPr>
-        <w:spacing w:line="259" w:lineRule="auto" w:after="100"/>
-      </w:pPr>
+      <w:pPr/>
       <w:r>
         <w:rPr>
           <w:rFonts w:ascii="Times New Roman" w:hAnsi="Times New Roman" w:eastAsia="微软雅黑"/>
@@ -940,13 +1294,11 @@
           <w:color w:val="000000"/>
           <w:sz w:val="22"/>
         </w:rPr>
-        <w:t>FindBugs的8项告警均完成源码核查。其中，默认地区下的大小写转换2项、无必要的拆装箱3项、匿名类捕获外部实例1项、不可达空值分支1项，共7项确认问题已修正。标识符转换改用Locale.ROOT；三元表达式统一包装类型；JSON类型描述改为具名静态嵌套类；删除始终非空资源名称后的无效判断。</w:t>
+        <w:t>2026年10月8日的FindBugs兼容分析覆盖73个类，发现8项告警，修正7项后复查剩1项编译器生成代码误报；同日96项既有单元测试全部通过。本次SpotBugs使用官方发行包直接分析Java 17，不沿用FindBugs工具适配。两种工具的检测实现与告警类型不同，不能把告警总数变化直接解释为代码质量退步。</w:t>
       </w:r>
     </w:p>
     <w:p>
-      <w:pPr>
-        <w:spacing w:line="259" w:lineRule="auto" w:after="100"/>
-      </w:pPr>
+      <w:pPr/>
       <w:r>
         <w:rPr>
           <w:rFonts w:ascii="Times New Roman" w:hAnsi="Times New Roman" w:eastAsia="微软雅黑"/>
@@ -954,27 +1306,13 @@
           <w:color w:val="000000"/>
           <w:sz w:val="22"/>
         </w:rPr>
-        <w:t>剩余1项告警位于Redis启动检查的try-with-resources语句，涉及编译器生成的资源关闭空值检查。源码没有对应的手工空值判断，保留自动关闭语义更为妥当，因此判为本次源码修复范围中的误报。误报率为1/8=12.5%。同范围复查由8项降至1项，7项确认问题均未再次出现；未使用排除规则隐藏剩余告警。</w:t>
-      </w:r>
-    </w:p>
-    <w:p>
-      <w:pPr>
-        <w:spacing w:line="259" w:lineRule="auto" w:after="100"/>
-      </w:pPr>
-      <w:r>
-        <w:rPr>
-          <w:rFonts w:ascii="Times New Roman" w:hAnsi="Times New Roman" w:eastAsia="微软雅黑"/>
-          <w:b w:val="0"/>
-          <w:color w:val="000000"/>
-          <w:sz w:val="22"/>
-        </w:rPr>
-        <w:t>代码改进后执行现有19个测试类的96项单元测试，全部通过，失败、错误及跳过均为0。2026年10月8日最终回归采用Maven 3.9.9离线模式和同一JVM运行，并关闭JaCoCo采集；此次仅验证现有行为，未形成新的覆盖率结论。阿里规约同范围再次扫描仍为0项告警。</w:t>
+        <w:t>本轮没有修改业务源码，没有重新执行单元测试或采集覆盖率。上述96项通过仅作为10月8日的历史回归结果。</w:t>
       </w:r>
     </w:p>
     <w:p>
       <w:pPr>
         <w:keepNext/>
-        <w:spacing w:before="180" w:line="259" w:lineRule="auto" w:after="100"/>
+        <w:spacing w:before="180"/>
       </w:pPr>
       <w:r>
         <w:rPr>
@@ -987,9 +1325,7 @@
       </w:r>
     </w:p>
     <w:p>
-      <w:pPr>
-        <w:spacing w:line="259" w:lineRule="auto" w:after="100"/>
-      </w:pPr>
+      <w:pPr/>
       <w:r>
         <w:rPr>
           <w:rFonts w:ascii="Times New Roman" w:hAnsi="Times New Roman" w:eastAsia="微软雅黑"/>
@@ -997,7 +1333,7 @@
           <w:color w:val="000000"/>
           <w:sz w:val="22"/>
         </w:rPr>
-        <w:t>规约检查推动了接口说明、常量命名和报表方法结构的改进，复查未再报出本次规则中的不符合项。FindBugs已通过明确记录的兼容适配完成全范围扫描、核查、修正和复查，原版直接运行的兼容性限制仍需在使用时说明。工具输出应结合源码核查使用，规约问题与业务缺陷需分别理解。</w:t>
+        <w:t>两种工具的扫描和人工核查均已完成，原始告警、逐项依据和同范围复查结果已留存。阿里规约检查未发现新的不符合项；SpotBugs提示的共享依赖风险结合框架设计作出区分，未通过批量复制对象或隐藏告警获取零告警结果。结论限于本次正式后端代码和已启用规则，不能据此认定整个系统没有缺陷。</w:t>
       </w:r>
     </w:p>
     <w:sectPr>
@@ -1374,11 +1710,8 @@
     <w:qFormat/>
     <w:rsid w:val="00FC693F"/>
     <w:pPr>
-      <w:spacing w:line="276" w:lineRule="auto" w:after="140"/>
-    </w:pPr>
-    <w:rPr>
-      <w:sz w:val="22"/>
-    </w:rPr>
+      <w:spacing w:line="264" w:lineRule="auto" w:after="120"/>
+    </w:pPr>
   </w:style>
   <w:style w:type="paragraph" w:styleId="Header">
     <w:name w:val="header"/>

--- a/4/实验4成果/实验4实验报告.docx
+++ b/4/实验4成果/实验4实验报告.docx
@@ -64,7 +64,7 @@
           <w:color w:val="000000"/>
           <w:sz w:val="22"/>
         </w:rPr>
-        <w:t>本次使用SpotBugs和Alibaba Java Coding Guidelines检查后端代码，核查告警，并在相同范围复查。阿里规约检查覆盖72个Java源文件，结果为0项告警；SpotBugs分析73个编译类，发现15项告警。逐项核查后，13项判为当前框架场景下的误报，2项作为共享组件的设计风险保留，本轮未确认需要修改的源码缺陷。</w:t>
+        <w:t>本次使用SpotBugs和Alibaba Java Coding Guidelines检查后端代码，核查告警，并在相同范围复查。阿里规约检查覆盖72个Java源文件，结果为0项告警；SpotBugs分析73个编译类，发现15项告警。逐项核查后，13项判为当前框架场景下的误报，2项作为共享组件的设计风险保留，未发现需要修复的源码缺陷。</w:t>
       </w:r>
     </w:p>
     <w:p>
@@ -115,7 +115,7 @@
           <w:color w:val="000000"/>
           <w:sz w:val="22"/>
         </w:rPr>
-        <w:t>Alibaba Java Coding Guidelines使用阿里官方P3C PMD规则2.1.1，配合PMD 6.55.0解析Java 17源码，启用异常、注释、命名、集合、并发等十组规则。本次使用官方PMD实现，结果不代表IDE插件的附加检查或整部开发手册均已覆盖。消息资源仅补充XML格式声明，规则实现保持原样；扫描日志仍有DFA迭代提示，XML未记录处理错误。</w:t>
+        <w:t>Alibaba Java Coding Guidelines使用阿里官方P3C PMD规则2.1.1，配合PMD 6.55.0解析Java 17源码，启用异常、注释、命名、集合、并发等十组规则。检测范围为上述十组规则。扫描日志出现DFA迭代提示，XML结果未记录处理错误。</w:t>
       </w:r>
     </w:p>
     <w:tbl>
@@ -475,7 +475,7 @@
           <w:color w:val="000000"/>
           <w:sz w:val="22"/>
         </w:rPr>
-        <w:t>告警数量与人工确认的缺陷数量分别记录。复查的15项仍是原有共享依赖告警；本轮保留源码和设计，不将其写成已经消除的缺陷。</w:t>
+        <w:t>复查仍发现15项共享依赖告警。经核查，现有设计保持不变，告警的具体判断与保留理由见下节。</w:t>
       </w:r>
     </w:p>
     <w:p>
@@ -1306,7 +1306,7 @@
           <w:color w:val="000000"/>
           <w:sz w:val="22"/>
         </w:rPr>
-        <w:t>本轮没有修改业务源码，没有重新执行单元测试或采集覆盖率。上述96项通过仅作为10月8日的历史回归结果。</w:t>
+        <w:t>10月11日的补充分析未涉及业务源码修改；单元测试采用10月8日的回归结果，覆盖率沿用实验3的数据。</w:t>
       </w:r>
     </w:p>
     <w:p>
@@ -1333,7 +1333,7 @@
           <w:color w:val="000000"/>
           <w:sz w:val="22"/>
         </w:rPr>
-        <w:t>两种工具的扫描和人工核查均已完成，原始告警、逐项依据和同范围复查结果已留存。阿里规约检查未发现新的不符合项；SpotBugs提示的共享依赖风险结合框架设计作出区分，未通过批量复制对象或隐藏告警获取零告警结果。结论限于本次正式后端代码和已启用规则，不能据此认定整个系统没有缺陷。</w:t>
+        <w:t>本次完成了两种工具的检测、告警核查与复查。阿里规约检查未发现新的不符合项；SpotBugs的15项告警中，13项属于当前框架场景下的误报，2项作为共享组件设计风险保留。后续维护应关注共享组件的配置稳定性，并结合其他测试方法继续检查静态分析范围之外的问题。</w:t>
       </w:r>
     </w:p>
     <w:sectPr>

--- a/4/实验4成果/实验4实验报告.docx
+++ b/4/实验4成果/实验4实验报告.docx
@@ -76,7 +76,7 @@
           <w:color w:val="000000"/>
           <w:sz w:val="22"/>
         </w:rPr>
-        <w:t>分析范围为后端正式代码，不包含单元测试、前端、小程序或依赖库本身。现有FindBugs分析及此前规约修正结果用于追溯，与本次结果分开统计。</w:t>
+        <w:t>分析范围为后端正式代码，不包含单元测试、前端、小程序或依赖库本身。此前规约修正结果作为本次复查的参考。</w:t>
       </w:r>
     </w:p>
     <w:p>
@@ -1294,7 +1294,7 @@
           <w:color w:val="000000"/>
           <w:sz w:val="22"/>
         </w:rPr>
-        <w:t>2026年10月8日的FindBugs兼容分析覆盖73个类，发现8项告警，修正7项后复查剩1项编译器生成代码误报；同日96项既有单元测试全部通过。本次SpotBugs使用官方发行包直接分析Java 17，不沿用FindBugs工具适配。两种工具的检测实现与告警类型不同，不能把告警总数变化直接解释为代码质量退步。</w:t>
+        <w:t>2026年10月8日，代码整改后的96项既有单元测试全部通过。10月11日使用官方SpotBugs 4.10.4对Java 17编译结果进行分析，发现15项共享依赖引用告警，核查结论见第3节。</w:t>
       </w:r>
     </w:p>
     <w:p>
